--- a/毕业设计/毕业设计表格—全套/5.西安电子科技大学本科毕设设计（论文）开题报告（需装订）.docx
+++ b/毕业设计/毕业设计表格—全套/5.西安电子科技大学本科毕设设计（论文）开题报告（需装订）.docx
@@ -457,7 +457,7 @@
             <w:pPr>
               <w:spacing w:line="500" w:lineRule="exact"/>
               <w:rPr>
-                <w:rFonts w:ascii="宋体" w:hAnsi="宋体"/>
+                <w:rFonts w:ascii="宋体" w:hAnsi="宋体" w:hint="eastAsia"/>
                 <w:sz w:val="28"/>
               </w:rPr>
             </w:pPr>
@@ -483,7 +483,7 @@
             <w:pPr>
               <w:spacing w:line="500" w:lineRule="exact"/>
               <w:rPr>
-                <w:rFonts w:ascii="宋体" w:hAnsi="宋体"/>
+                <w:rFonts w:ascii="宋体" w:hAnsi="宋体" w:hint="eastAsia"/>
                 <w:sz w:val="28"/>
               </w:rPr>
             </w:pPr>
@@ -546,7 +546,7 @@
             <w:pPr>
               <w:spacing w:line="500" w:lineRule="exact"/>
               <w:rPr>
-                <w:rFonts w:ascii="宋体" w:hAnsi="宋体"/>
+                <w:rFonts w:ascii="宋体" w:hAnsi="宋体" w:hint="eastAsia"/>
                 <w:sz w:val="28"/>
               </w:rPr>
             </w:pPr>
@@ -578,7 +578,7 @@
             <w:pPr>
               <w:spacing w:line="500" w:lineRule="exact"/>
               <w:rPr>
-                <w:rFonts w:ascii="宋体" w:hAnsi="宋体"/>
+                <w:rFonts w:ascii="宋体" w:hAnsi="宋体" w:hint="eastAsia"/>
                 <w:sz w:val="28"/>
               </w:rPr>
             </w:pPr>
@@ -594,7 +594,7 @@
             <w:pPr>
               <w:spacing w:line="500" w:lineRule="exact"/>
               <w:rPr>
-                <w:rFonts w:ascii="宋体" w:hAnsi="宋体"/>
+                <w:rFonts w:ascii="宋体" w:hAnsi="宋体" w:hint="eastAsia"/>
                 <w:sz w:val="28"/>
               </w:rPr>
             </w:pPr>
@@ -645,80 +645,436 @@
             <w:pPr>
               <w:spacing w:line="500" w:lineRule="exact"/>
               <w:rPr>
-                <w:rFonts w:ascii="宋体" w:hAnsi="宋体"/>
-                <w:sz w:val="28"/>
-              </w:rPr>
-            </w:pPr>
-            <w:r>
-              <w:rPr>
-                <w:rFonts w:ascii="宋体" w:hAnsi="宋体"/>
-                <w:sz w:val="28"/>
-              </w:rPr>
-              <w:t>在国外，无人驾驶和智能车辆技术起步较早，谷歌（Waymo）、特斯拉等公司以及多所高校和研究机构在该领域开展了大量研究。传统避障方法包括基于几何规则、人工</w:t>
-            </w:r>
-            <w:proofErr w:type="gramStart"/>
-            <w:r>
-              <w:rPr>
-                <w:rFonts w:ascii="宋体" w:hAnsi="宋体"/>
-                <w:sz w:val="28"/>
-              </w:rPr>
-              <w:t>势场法</w:t>
-            </w:r>
-            <w:proofErr w:type="gramEnd"/>
-            <w:r>
-              <w:rPr>
-                <w:rFonts w:ascii="宋体" w:hAnsi="宋体"/>
-                <w:sz w:val="28"/>
-              </w:rPr>
-              <w:t>、A*算法和模型预测控制等，但这些方法对环境建模依赖较强，难以应对动态复杂场景。近年来，深度强化学习方法（如 DQN、DDPG、PPO、SAC 等）被广泛应用于无人车路径规划和避障决策中，在仿真环境中取得了较好效果。</w:t>
-            </w:r>
-          </w:p>
-          <w:p>
-            <w:pPr>
-              <w:spacing w:line="500" w:lineRule="exact"/>
-              <w:rPr>
-                <w:rFonts w:ascii="宋体" w:hAnsi="宋体"/>
-                <w:sz w:val="28"/>
-              </w:rPr>
-            </w:pPr>
-            <w:r>
-              <w:rPr>
-                <w:rFonts w:ascii="宋体" w:hAnsi="宋体"/>
-                <w:sz w:val="28"/>
-              </w:rPr>
-              <w:t>国内在无人智能车辆领域的研究近年来发展迅速，多所高校和科研机构围绕无人驾驶感知、决策与控制展开研究。部分研究将深度强化学习与传统控制方法相结合，提高了避障的鲁棒性和稳定性。然而，目前仍存在训练样本需求大、收敛速度慢以及真实场景泛化能力不足等问题。</w:t>
-            </w:r>
-          </w:p>
-          <w:p>
-            <w:pPr>
-              <w:spacing w:line="500" w:lineRule="exact"/>
-              <w:rPr>
-                <w:rFonts w:ascii="宋体" w:hAnsi="宋体" w:hint="eastAsia"/>
-                <w:sz w:val="28"/>
-              </w:rPr>
-            </w:pPr>
-            <w:r>
-              <w:rPr>
-                <w:rFonts w:ascii="宋体" w:hAnsi="宋体"/>
-                <w:sz w:val="28"/>
-              </w:rPr>
-              <w:t>总体来看，</w:t>
-            </w:r>
-            <w:r>
-              <w:rPr>
-                <w:rFonts w:ascii="宋体" w:hAnsi="宋体"/>
+                <w:rFonts w:ascii="宋体" w:hAnsi="宋体" w:hint="eastAsia"/>
                 <w:b/>
                 <w:bCs/>
                 <w:sz w:val="28"/>
               </w:rPr>
-              <w:t>将深度强化学习应用于无人智能车辆避障决策是当前的重要发展趋势</w:t>
-            </w:r>
-            <w:r>
-              <w:rPr>
-                <w:rFonts w:ascii="宋体" w:hAnsi="宋体"/>
-                <w:sz w:val="28"/>
-              </w:rPr>
-              <w:t>。未来研究将更加注重算法稳定性、多智能体协同、现实场景迁移以及计算效率的提升。</w:t>
+            </w:pPr>
+            <w:r>
+              <w:rPr>
+                <w:rFonts w:ascii="宋体" w:hAnsi="宋体"/>
+                <w:b/>
+                <w:bCs/>
+                <w:sz w:val="28"/>
+              </w:rPr>
+              <w:t>国外研究现状</w:t>
+            </w:r>
+          </w:p>
+          <w:p>
+            <w:pPr>
+              <w:spacing w:line="500" w:lineRule="exact"/>
+              <w:rPr>
+                <w:rFonts w:ascii="宋体" w:hAnsi="宋体" w:hint="eastAsia"/>
+                <w:sz w:val="28"/>
+              </w:rPr>
+            </w:pPr>
+            <w:r>
+              <w:rPr>
+                <w:rFonts w:ascii="宋体" w:hAnsi="宋体"/>
+                <w:sz w:val="28"/>
+              </w:rPr>
+              <w:t>国外在无人智能车辆与自主避障决策领域起步较早，相关研究主要集中在路径规划、决策控制以及学习型算法等方向。早期研究多采用</w:t>
+            </w:r>
+            <w:r>
+              <w:rPr>
+                <w:rFonts w:ascii="宋体" w:hAnsi="宋体"/>
+                <w:b/>
+                <w:bCs/>
+                <w:sz w:val="28"/>
+              </w:rPr>
+              <w:t>基于规则或模型的方法</w:t>
+            </w:r>
+            <w:r>
+              <w:rPr>
+                <w:rFonts w:ascii="宋体" w:hAnsi="宋体"/>
+                <w:sz w:val="28"/>
+              </w:rPr>
+              <w:t>，如人工</w:t>
+            </w:r>
+            <w:proofErr w:type="gramStart"/>
+            <w:r>
+              <w:rPr>
+                <w:rFonts w:ascii="宋体" w:hAnsi="宋体"/>
+                <w:sz w:val="28"/>
+              </w:rPr>
+              <w:t>势场法</w:t>
+            </w:r>
+            <w:proofErr w:type="gramEnd"/>
+            <w:r>
+              <w:rPr>
+                <w:rFonts w:ascii="宋体" w:hAnsi="宋体"/>
+                <w:sz w:val="28"/>
+              </w:rPr>
+              <w:t>（Artificial Potential Field）、A* 算法、RRT（Rapidly-exploring Random Tree）以及模型预测控制（Model Predictive Control, MPC）等。这类方法在结构化环境中具有较好的可解释性和稳定性，但在动态复杂环境下往往依赖精确建模，泛化能力和鲁棒性不足。</w:t>
+            </w:r>
+          </w:p>
+          <w:p>
+            <w:pPr>
+              <w:spacing w:line="500" w:lineRule="exact"/>
+              <w:rPr>
+                <w:rFonts w:ascii="宋体" w:hAnsi="宋体" w:hint="eastAsia"/>
+                <w:sz w:val="28"/>
+              </w:rPr>
+            </w:pPr>
+            <w:r>
+              <w:rPr>
+                <w:rFonts w:ascii="宋体" w:hAnsi="宋体"/>
+                <w:sz w:val="28"/>
+              </w:rPr>
+              <w:t>随着深度学习技术的发展，深度强化学习（Deep Reinforcement Learning, DRL）逐渐成为无人车辆避障决策研究的重要方向。</w:t>
+            </w:r>
+            <w:proofErr w:type="spellStart"/>
+            <w:r>
+              <w:rPr>
+                <w:rFonts w:ascii="宋体" w:hAnsi="宋体"/>
+                <w:sz w:val="28"/>
+              </w:rPr>
+              <w:t>Mnih</w:t>
+            </w:r>
+            <w:proofErr w:type="spellEnd"/>
+            <w:r>
+              <w:rPr>
+                <w:rFonts w:ascii="宋体" w:hAnsi="宋体"/>
+                <w:sz w:val="28"/>
+              </w:rPr>
+              <w:t xml:space="preserve"> 等人提出的 </w:t>
+            </w:r>
+            <w:r>
+              <w:rPr>
+                <w:rFonts w:ascii="宋体" w:hAnsi="宋体"/>
+                <w:b/>
+                <w:bCs/>
+                <w:sz w:val="28"/>
+              </w:rPr>
+              <w:t>DQN（Deep Q-Network）</w:t>
+            </w:r>
+            <w:r>
+              <w:rPr>
+                <w:rFonts w:ascii="宋体" w:hAnsi="宋体"/>
+                <w:sz w:val="28"/>
+              </w:rPr>
+              <w:t xml:space="preserve"> 方法首次将深度神经网络引入强化学习中，实现了从高维状态中直</w:t>
+            </w:r>
+            <w:proofErr w:type="gramStart"/>
+            <w:r>
+              <w:rPr>
+                <w:rFonts w:ascii="宋体" w:hAnsi="宋体"/>
+                <w:sz w:val="28"/>
+              </w:rPr>
+              <w:t>接学习</w:t>
+            </w:r>
+            <w:proofErr w:type="gramEnd"/>
+            <w:r>
+              <w:rPr>
+                <w:rFonts w:ascii="宋体" w:hAnsi="宋体"/>
+                <w:sz w:val="28"/>
+              </w:rPr>
+              <w:t xml:space="preserve">决策策略，为复杂控制问题提供了新的解决思路。随后，针对连续动作空间问题，研究者提出了 </w:t>
+            </w:r>
+            <w:r>
+              <w:rPr>
+                <w:rFonts w:ascii="宋体" w:hAnsi="宋体"/>
+                <w:b/>
+                <w:bCs/>
+                <w:sz w:val="28"/>
+              </w:rPr>
+              <w:t>DDPG（Deep Deterministic Policy Gradient）</w:t>
+            </w:r>
+            <w:r>
+              <w:rPr>
+                <w:rFonts w:ascii="宋体" w:hAnsi="宋体"/>
+                <w:sz w:val="28"/>
+              </w:rPr>
+              <w:t>、</w:t>
+            </w:r>
+            <w:r>
+              <w:rPr>
+                <w:rFonts w:ascii="宋体" w:hAnsi="宋体"/>
+                <w:b/>
+                <w:bCs/>
+                <w:sz w:val="28"/>
+              </w:rPr>
+              <w:t>PPO（Proximal Policy Optimization）</w:t>
+            </w:r>
+            <w:r>
+              <w:rPr>
+                <w:rFonts w:ascii="宋体" w:hAnsi="宋体"/>
+                <w:sz w:val="28"/>
+              </w:rPr>
+              <w:t xml:space="preserve"> 和 </w:t>
+            </w:r>
+            <w:r>
+              <w:rPr>
+                <w:rFonts w:ascii="宋体" w:hAnsi="宋体"/>
+                <w:b/>
+                <w:bCs/>
+                <w:sz w:val="28"/>
+              </w:rPr>
+              <w:t>SAC（Soft Actor-Critic）</w:t>
+            </w:r>
+            <w:r>
+              <w:rPr>
+                <w:rFonts w:ascii="宋体" w:hAnsi="宋体"/>
+                <w:sz w:val="28"/>
+              </w:rPr>
+              <w:t xml:space="preserve"> 等算法，在无人驾驶路径规划和避障任务中取得了良好效果。</w:t>
+            </w:r>
+          </w:p>
+          <w:p>
+            <w:pPr>
+              <w:spacing w:line="500" w:lineRule="exact"/>
+              <w:rPr>
+                <w:rFonts w:ascii="宋体" w:hAnsi="宋体" w:hint="eastAsia"/>
+                <w:sz w:val="28"/>
+              </w:rPr>
+            </w:pPr>
+            <w:r>
+              <w:rPr>
+                <w:rFonts w:ascii="宋体" w:hAnsi="宋体"/>
+                <w:sz w:val="28"/>
+              </w:rPr>
+              <w:t>在具体应用方面，部分研究基于仿真平台（如 CARLA、Gazebo）构建无人车辆环境，利用激光雷达、距离传感器或视觉信息作为状态输入，通过深度强化学习实现端到端避障控制。这些研究表明，深度强化学习方法在未知环境和动态障碍场景中具备较强的自适应能力和学习潜力，但仍存在训练样本需求大、收敛速度慢以及安全性难以保证等问题。</w:t>
+            </w:r>
+          </w:p>
+          <w:p>
+            <w:pPr>
+              <w:spacing w:line="500" w:lineRule="exact"/>
+              <w:rPr>
+                <w:rFonts w:ascii="宋体" w:hAnsi="宋体" w:hint="eastAsia"/>
+                <w:b/>
+                <w:bCs/>
+                <w:sz w:val="28"/>
+              </w:rPr>
+            </w:pPr>
+            <w:r>
+              <w:rPr>
+                <w:rFonts w:ascii="宋体" w:hAnsi="宋体"/>
+                <w:b/>
+                <w:bCs/>
+                <w:sz w:val="28"/>
+              </w:rPr>
+              <w:t>国内研究现状</w:t>
+            </w:r>
+          </w:p>
+          <w:p>
+            <w:pPr>
+              <w:spacing w:line="500" w:lineRule="exact"/>
+              <w:rPr>
+                <w:rFonts w:ascii="宋体" w:hAnsi="宋体" w:hint="eastAsia"/>
+                <w:sz w:val="28"/>
+              </w:rPr>
+            </w:pPr>
+            <w:r>
+              <w:rPr>
+                <w:rFonts w:ascii="宋体" w:hAnsi="宋体"/>
+                <w:sz w:val="28"/>
+              </w:rPr>
+              <w:t>国内在无人智能车辆避障决策领域的研究起步稍晚，但近年来发展迅</w:t>
+            </w:r>
+            <w:r>
+              <w:rPr>
+                <w:rFonts w:ascii="宋体" w:hAnsi="宋体"/>
+                <w:sz w:val="28"/>
+              </w:rPr>
+              <w:lastRenderedPageBreak/>
+              <w:t>速。多所高校和科研机构围绕无人驾驶感知、路径规划和智能决策开展了系统研究。部分研究工作将传统路径规划算法与强化学习方法相结合，通过规则约束或分层决策结构提升系统的稳定性和安全性。</w:t>
+            </w:r>
+          </w:p>
+          <w:p>
+            <w:pPr>
+              <w:spacing w:line="500" w:lineRule="exact"/>
+              <w:rPr>
+                <w:rFonts w:ascii="宋体" w:hAnsi="宋体" w:hint="eastAsia"/>
+                <w:sz w:val="28"/>
+              </w:rPr>
+            </w:pPr>
+            <w:r>
+              <w:rPr>
+                <w:rFonts w:ascii="宋体" w:hAnsi="宋体"/>
+                <w:sz w:val="28"/>
+              </w:rPr>
+              <w:t xml:space="preserve">在深度强化学习应用方面，国内学者主要关注 </w:t>
+            </w:r>
+            <w:r>
+              <w:rPr>
+                <w:rFonts w:ascii="宋体" w:hAnsi="宋体"/>
+                <w:b/>
+                <w:bCs/>
+                <w:sz w:val="28"/>
+              </w:rPr>
+              <w:t>奖励函数设计、训练效率提升以及算法稳定性改进</w:t>
+            </w:r>
+            <w:r>
+              <w:rPr>
+                <w:rFonts w:ascii="宋体" w:hAnsi="宋体"/>
+                <w:sz w:val="28"/>
+              </w:rPr>
+              <w:t xml:space="preserve"> 等问题。一些研究通过引入经验回放机制、目标网络、模仿学习或多任务学习方法，提高了无人车辆在复杂场景中的避障成功率。同时，也有研究尝试将深度强化学习应用于多障碍物、动态交通环境，但大多仍停留在仿真验证阶段。</w:t>
+            </w:r>
+          </w:p>
+          <w:p>
+            <w:pPr>
+              <w:spacing w:line="500" w:lineRule="exact"/>
+              <w:rPr>
+                <w:rFonts w:ascii="宋体" w:hAnsi="宋体" w:hint="eastAsia"/>
+                <w:sz w:val="28"/>
+              </w:rPr>
+            </w:pPr>
+            <w:r>
+              <w:rPr>
+                <w:rFonts w:ascii="宋体" w:hAnsi="宋体"/>
+                <w:sz w:val="28"/>
+              </w:rPr>
+              <w:t>总体来看，国内研究在算法实现和工程应用方面不断进步，但在复杂真实场景下的泛化能力、实时性以及安全约束方面仍有提升空间。</w:t>
+            </w:r>
+          </w:p>
+          <w:p>
+            <w:pPr>
+              <w:spacing w:line="500" w:lineRule="exact"/>
+              <w:rPr>
+                <w:rFonts w:ascii="宋体" w:hAnsi="宋体" w:hint="eastAsia"/>
+                <w:b/>
+                <w:bCs/>
+                <w:sz w:val="28"/>
+              </w:rPr>
+            </w:pPr>
+            <w:r>
+              <w:rPr>
+                <w:rFonts w:ascii="宋体" w:hAnsi="宋体"/>
+                <w:b/>
+                <w:bCs/>
+                <w:sz w:val="28"/>
+              </w:rPr>
+              <w:t>发展趋势分析</w:t>
+            </w:r>
+          </w:p>
+          <w:p>
+            <w:pPr>
+              <w:spacing w:line="500" w:lineRule="exact"/>
+              <w:rPr>
+                <w:rFonts w:ascii="宋体" w:hAnsi="宋体" w:hint="eastAsia"/>
+                <w:sz w:val="28"/>
+              </w:rPr>
+            </w:pPr>
+            <w:r>
+              <w:rPr>
+                <w:rFonts w:ascii="宋体" w:hAnsi="宋体"/>
+                <w:sz w:val="28"/>
+              </w:rPr>
+              <w:t>综合国内外研究现状可以看出，</w:t>
+            </w:r>
+            <w:r>
+              <w:rPr>
+                <w:rFonts w:ascii="宋体" w:hAnsi="宋体"/>
+                <w:b/>
+                <w:bCs/>
+                <w:sz w:val="28"/>
+              </w:rPr>
+              <w:t>基于深度强化学习的无人智能车辆避障决策</w:t>
+            </w:r>
+            <w:r>
+              <w:rPr>
+                <w:rFonts w:ascii="宋体" w:hAnsi="宋体"/>
+                <w:sz w:val="28"/>
+              </w:rPr>
+              <w:t>已成为当前的重要研究方向。未来研究趋势主要体现在以下几个方面：</w:t>
+            </w:r>
+          </w:p>
+          <w:p>
+            <w:pPr>
+              <w:numPr>
+                <w:ilvl w:val="0"/>
+                <w:numId w:val="4"/>
+              </w:numPr>
+              <w:spacing w:line="500" w:lineRule="exact"/>
+              <w:rPr>
+                <w:rFonts w:ascii="宋体" w:hAnsi="宋体" w:hint="eastAsia"/>
+                <w:sz w:val="28"/>
+              </w:rPr>
+            </w:pPr>
+            <w:r>
+              <w:rPr>
+                <w:rFonts w:ascii="宋体" w:hAnsi="宋体"/>
+                <w:sz w:val="28"/>
+              </w:rPr>
+              <w:t>深度强化学习与传统控制方法的融合，提高系统稳定性和安全性；</w:t>
+            </w:r>
+          </w:p>
+          <w:p>
+            <w:pPr>
+              <w:numPr>
+                <w:ilvl w:val="0"/>
+                <w:numId w:val="4"/>
+              </w:numPr>
+              <w:spacing w:line="500" w:lineRule="exact"/>
+              <w:rPr>
+                <w:rFonts w:ascii="宋体" w:hAnsi="宋体" w:hint="eastAsia"/>
+                <w:sz w:val="28"/>
+              </w:rPr>
+            </w:pPr>
+            <w:r>
+              <w:rPr>
+                <w:rFonts w:ascii="宋体" w:hAnsi="宋体"/>
+                <w:sz w:val="28"/>
+              </w:rPr>
+              <w:t>提升算法训练效率，降低对大量样本</w:t>
+            </w:r>
+            <w:proofErr w:type="gramStart"/>
+            <w:r>
+              <w:rPr>
+                <w:rFonts w:ascii="宋体" w:hAnsi="宋体"/>
+                <w:sz w:val="28"/>
+              </w:rPr>
+              <w:t>和算力的</w:t>
+            </w:r>
+            <w:proofErr w:type="gramEnd"/>
+            <w:r>
+              <w:rPr>
+                <w:rFonts w:ascii="宋体" w:hAnsi="宋体"/>
+                <w:sz w:val="28"/>
+              </w:rPr>
+              <w:t>依赖；</w:t>
+            </w:r>
+          </w:p>
+          <w:p>
+            <w:pPr>
+              <w:numPr>
+                <w:ilvl w:val="0"/>
+                <w:numId w:val="4"/>
+              </w:numPr>
+              <w:spacing w:line="500" w:lineRule="exact"/>
+              <w:rPr>
+                <w:rFonts w:ascii="宋体" w:hAnsi="宋体" w:hint="eastAsia"/>
+                <w:sz w:val="28"/>
+              </w:rPr>
+            </w:pPr>
+            <w:r>
+              <w:rPr>
+                <w:rFonts w:ascii="宋体" w:hAnsi="宋体"/>
+                <w:sz w:val="28"/>
+              </w:rPr>
+              <w:t>加强仿真到现实（Sim-to-Real）的迁移能力；</w:t>
+            </w:r>
+          </w:p>
+          <w:p>
+            <w:pPr>
+              <w:numPr>
+                <w:ilvl w:val="0"/>
+                <w:numId w:val="4"/>
+              </w:numPr>
+              <w:spacing w:line="500" w:lineRule="exact"/>
+              <w:rPr>
+                <w:rFonts w:ascii="宋体" w:hAnsi="宋体" w:hint="eastAsia"/>
+                <w:sz w:val="28"/>
+              </w:rPr>
+            </w:pPr>
+            <w:r>
+              <w:rPr>
+                <w:rFonts w:ascii="宋体" w:hAnsi="宋体"/>
+                <w:sz w:val="28"/>
+              </w:rPr>
+              <w:t>研究多智能体协同避障与复杂动态环境下的决策问题。</w:t>
             </w:r>
           </w:p>
           <w:p>
@@ -752,6 +1108,7 @@
                 <w:sz w:val="28"/>
                 <w:szCs w:val="28"/>
               </w:rPr>
+              <w:lastRenderedPageBreak/>
               <w:t>四、主要研究内容、要解决的问题及本文的初步方案</w:t>
             </w:r>
           </w:p>
@@ -759,7 +1116,7 @@
             <w:pPr>
               <w:spacing w:line="500" w:lineRule="exact"/>
               <w:rPr>
-                <w:rFonts w:ascii="宋体" w:hAnsi="宋体"/>
+                <w:rFonts w:ascii="宋体" w:hAnsi="宋体" w:hint="eastAsia"/>
                 <w:b/>
                 <w:bCs/>
                 <w:sz w:val="28"/>
@@ -775,6 +1132,24 @@
                 <w:szCs w:val="28"/>
               </w:rPr>
               <w:t>（一）主要研究内容</w:t>
+            </w:r>
+          </w:p>
+          <w:p>
+            <w:pPr>
+              <w:spacing w:line="500" w:lineRule="exact"/>
+              <w:rPr>
+                <w:rFonts w:ascii="宋体" w:hAnsi="宋体" w:hint="eastAsia"/>
+                <w:sz w:val="28"/>
+                <w:szCs w:val="28"/>
+              </w:rPr>
+            </w:pPr>
+            <w:r>
+              <w:rPr>
+                <w:rFonts w:ascii="宋体" w:hAnsi="宋体"/>
+                <w:sz w:val="28"/>
+                <w:szCs w:val="28"/>
+              </w:rPr>
+              <w:t>本课题围绕无人智能车辆避障决策问题，拟开展以下研究工作：</w:t>
             </w:r>
           </w:p>
           <w:p>
@@ -785,18 +1160,30 @@
               </w:numPr>
               <w:spacing w:line="500" w:lineRule="exact"/>
               <w:rPr>
-                <w:rFonts w:ascii="宋体" w:hAnsi="宋体"/>
-                <w:sz w:val="28"/>
-                <w:szCs w:val="28"/>
-              </w:rPr>
-            </w:pPr>
-            <w:r>
-              <w:rPr>
-                <w:rFonts w:ascii="宋体" w:hAnsi="宋体"/>
-                <w:sz w:val="28"/>
-                <w:szCs w:val="28"/>
-              </w:rPr>
-              <w:t>分析无人智能车辆避障决策问题的基本原理和技术难点</w:t>
+                <w:rFonts w:ascii="宋体" w:hAnsi="宋体" w:hint="eastAsia"/>
+                <w:sz w:val="28"/>
+                <w:szCs w:val="28"/>
+              </w:rPr>
+            </w:pPr>
+            <w:r>
+              <w:rPr>
+                <w:rFonts w:ascii="宋体" w:hAnsi="宋体"/>
+                <w:b/>
+                <w:bCs/>
+                <w:sz w:val="28"/>
+                <w:szCs w:val="28"/>
+              </w:rPr>
+              <w:lastRenderedPageBreak/>
+              <w:t>无人车辆避障问题建模</w:t>
+            </w:r>
+            <w:r>
+              <w:rPr>
+                <w:rFonts w:ascii="宋体" w:hAnsi="宋体"/>
+                <w:sz w:val="28"/>
+                <w:szCs w:val="28"/>
+              </w:rPr>
+              <w:br/>
+              <w:t>建立无人车辆在二维平面环境中的运动学模型，并构建静态与动态障碍物模型，为强化学习提供基础环境支撑。</w:t>
             </w:r>
           </w:p>
           <w:p>
@@ -807,18 +1194,29 @@
               </w:numPr>
               <w:spacing w:line="500" w:lineRule="exact"/>
               <w:rPr>
-                <w:rFonts w:ascii="宋体" w:hAnsi="宋体"/>
-                <w:sz w:val="28"/>
-                <w:szCs w:val="28"/>
-              </w:rPr>
-            </w:pPr>
-            <w:r>
-              <w:rPr>
-                <w:rFonts w:ascii="宋体" w:hAnsi="宋体"/>
-                <w:sz w:val="28"/>
-                <w:szCs w:val="28"/>
-              </w:rPr>
-              <w:t>构建无人车辆避障的仿真环境（如基于 Gym、CARLA 或自建环境）</w:t>
+                <w:rFonts w:ascii="宋体" w:hAnsi="宋体" w:hint="eastAsia"/>
+                <w:sz w:val="28"/>
+                <w:szCs w:val="28"/>
+              </w:rPr>
+            </w:pPr>
+            <w:r>
+              <w:rPr>
+                <w:rFonts w:ascii="宋体" w:hAnsi="宋体"/>
+                <w:b/>
+                <w:bCs/>
+                <w:sz w:val="28"/>
+                <w:szCs w:val="28"/>
+              </w:rPr>
+              <w:t>仿真环境构建</w:t>
+            </w:r>
+            <w:r>
+              <w:rPr>
+                <w:rFonts w:ascii="宋体" w:hAnsi="宋体"/>
+                <w:sz w:val="28"/>
+                <w:szCs w:val="28"/>
+              </w:rPr>
+              <w:br/>
+              <w:t>基于 OpenAI Gym 框架或自建仿真环境，搭建无人车辆避障场景，实现车辆状态更新、碰撞检测和奖励反馈机制。</w:t>
             </w:r>
           </w:p>
           <w:p>
@@ -829,18 +1227,29 @@
               </w:numPr>
               <w:spacing w:line="500" w:lineRule="exact"/>
               <w:rPr>
-                <w:rFonts w:ascii="宋体" w:hAnsi="宋体"/>
-                <w:sz w:val="28"/>
-                <w:szCs w:val="28"/>
-              </w:rPr>
-            </w:pPr>
-            <w:r>
-              <w:rPr>
-                <w:rFonts w:ascii="宋体" w:hAnsi="宋体"/>
-                <w:sz w:val="28"/>
-                <w:szCs w:val="28"/>
-              </w:rPr>
-              <w:t>设计适用于避障任务的状态空间、动作空间和奖励函数</w:t>
+                <w:rFonts w:ascii="宋体" w:hAnsi="宋体" w:hint="eastAsia"/>
+                <w:sz w:val="28"/>
+                <w:szCs w:val="28"/>
+              </w:rPr>
+            </w:pPr>
+            <w:r>
+              <w:rPr>
+                <w:rFonts w:ascii="宋体" w:hAnsi="宋体"/>
+                <w:b/>
+                <w:bCs/>
+                <w:sz w:val="28"/>
+                <w:szCs w:val="28"/>
+              </w:rPr>
+              <w:t>深度强化学习模型设计</w:t>
+            </w:r>
+            <w:r>
+              <w:rPr>
+                <w:rFonts w:ascii="宋体" w:hAnsi="宋体"/>
+                <w:sz w:val="28"/>
+                <w:szCs w:val="28"/>
+              </w:rPr>
+              <w:br/>
+              <w:t>设计无人车辆避障的状态空间、动作空间与奖励函数，构建基于神经网络的策略模型。</w:t>
             </w:r>
           </w:p>
           <w:p>
@@ -851,18 +1260,29 @@
               </w:numPr>
               <w:spacing w:line="500" w:lineRule="exact"/>
               <w:rPr>
-                <w:rFonts w:ascii="宋体" w:hAnsi="宋体"/>
-                <w:sz w:val="28"/>
-                <w:szCs w:val="28"/>
-              </w:rPr>
-            </w:pPr>
-            <w:r>
-              <w:rPr>
-                <w:rFonts w:ascii="宋体" w:hAnsi="宋体"/>
-                <w:sz w:val="28"/>
-                <w:szCs w:val="28"/>
-              </w:rPr>
-              <w:t>选取并实现一种或多种深度强化学习算法（如 DQN、DDPG 等）</w:t>
+                <w:rFonts w:ascii="宋体" w:hAnsi="宋体" w:hint="eastAsia"/>
+                <w:sz w:val="28"/>
+                <w:szCs w:val="28"/>
+              </w:rPr>
+            </w:pPr>
+            <w:r>
+              <w:rPr>
+                <w:rFonts w:ascii="宋体" w:hAnsi="宋体"/>
+                <w:b/>
+                <w:bCs/>
+                <w:sz w:val="28"/>
+                <w:szCs w:val="28"/>
+              </w:rPr>
+              <w:t>算法实现与训练</w:t>
+            </w:r>
+            <w:r>
+              <w:rPr>
+                <w:rFonts w:ascii="宋体" w:hAnsi="宋体"/>
+                <w:sz w:val="28"/>
+                <w:szCs w:val="28"/>
+              </w:rPr>
+              <w:br/>
+              <w:t>选取合适的深度强化学习算法进行模型训练，并分析不同参数设置对避障性能的影响。</w:t>
             </w:r>
           </w:p>
           <w:p>
@@ -873,23 +1293,12 @@
               </w:numPr>
               <w:spacing w:line="500" w:lineRule="exact"/>
               <w:rPr>
-                <w:rFonts w:ascii="宋体" w:hAnsi="宋体"/>
-                <w:sz w:val="28"/>
-                <w:szCs w:val="28"/>
-              </w:rPr>
-            </w:pPr>
-            <w:r>
-              <w:rPr>
-                <w:rFonts w:ascii="宋体" w:hAnsi="宋体"/>
-                <w:sz w:val="28"/>
-                <w:szCs w:val="28"/>
-              </w:rPr>
-              <w:t>对训练结果进行实验验证与性能分析</w:t>
-            </w:r>
-          </w:p>
-          <w:p>
-            <w:pPr>
-              <w:spacing w:line="500" w:lineRule="exact"/>
+                <w:rFonts w:ascii="宋体" w:hAnsi="宋体" w:hint="eastAsia"/>
+                <w:sz w:val="28"/>
+                <w:szCs w:val="28"/>
+              </w:rPr>
+            </w:pPr>
+            <w:r>
               <w:rPr>
                 <w:rFonts w:ascii="宋体" w:hAnsi="宋体"/>
                 <w:b/>
@@ -897,61 +1306,100 @@
                 <w:sz w:val="28"/>
                 <w:szCs w:val="28"/>
               </w:rPr>
-            </w:pPr>
-            <w:r>
-              <w:rPr>
-                <w:rFonts w:ascii="宋体" w:hAnsi="宋体"/>
+              <w:t>实验验证与性能分析</w:t>
+            </w:r>
+            <w:r>
+              <w:rPr>
+                <w:rFonts w:ascii="宋体" w:hAnsi="宋体"/>
+                <w:sz w:val="28"/>
+                <w:szCs w:val="28"/>
+              </w:rPr>
+              <w:br/>
+              <w:t>通过仿真实验评估所提出方法在避障成功率、路径效率和训练稳定性等方面的性能。</w:t>
+            </w:r>
+          </w:p>
+          <w:p>
+            <w:pPr>
+              <w:spacing w:line="500" w:lineRule="exact"/>
+              <w:rPr>
+                <w:rFonts w:ascii="宋体" w:hAnsi="宋体" w:hint="eastAsia"/>
                 <w:b/>
                 <w:bCs/>
                 <w:sz w:val="28"/>
                 <w:szCs w:val="28"/>
               </w:rPr>
-              <w:lastRenderedPageBreak/>
+            </w:pPr>
+            <w:r>
+              <w:rPr>
+                <w:rFonts w:ascii="宋体" w:hAnsi="宋体"/>
+                <w:b/>
+                <w:bCs/>
+                <w:sz w:val="28"/>
+                <w:szCs w:val="28"/>
+              </w:rPr>
               <w:t>（二）要解决的主要问题</w:t>
+            </w:r>
+          </w:p>
+          <w:p>
+            <w:pPr>
+              <w:spacing w:line="500" w:lineRule="exact"/>
+              <w:rPr>
+                <w:rFonts w:ascii="宋体" w:hAnsi="宋体" w:hint="eastAsia"/>
+                <w:sz w:val="28"/>
+                <w:szCs w:val="28"/>
+              </w:rPr>
+            </w:pPr>
+            <w:r>
+              <w:rPr>
+                <w:rFonts w:ascii="宋体" w:hAnsi="宋体"/>
+                <w:sz w:val="28"/>
+                <w:szCs w:val="28"/>
+              </w:rPr>
+              <w:t>本课题需要重点解决以下问题：</w:t>
             </w:r>
           </w:p>
           <w:p>
             <w:pPr>
               <w:numPr>
                 <w:ilvl w:val="0"/>
-                <w:numId w:val="3"/>
+                <w:numId w:val="6"/>
               </w:numPr>
               <w:spacing w:line="500" w:lineRule="exact"/>
               <w:rPr>
-                <w:rFonts w:ascii="宋体" w:hAnsi="宋体"/>
-                <w:sz w:val="28"/>
-                <w:szCs w:val="28"/>
-              </w:rPr>
-            </w:pPr>
-            <w:r>
-              <w:rPr>
-                <w:rFonts w:ascii="宋体" w:hAnsi="宋体"/>
-                <w:sz w:val="28"/>
-                <w:szCs w:val="28"/>
-              </w:rPr>
-              <w:t>如何合理建模无人车辆的避障决策过程</w:t>
+                <w:rFonts w:ascii="宋体" w:hAnsi="宋体" w:hint="eastAsia"/>
+                <w:sz w:val="28"/>
+                <w:szCs w:val="28"/>
+              </w:rPr>
+            </w:pPr>
+            <w:r>
+              <w:rPr>
+                <w:rFonts w:ascii="宋体" w:hAnsi="宋体"/>
+                <w:sz w:val="28"/>
+                <w:szCs w:val="28"/>
+              </w:rPr>
+              <w:t>如何合理定义状态空间，使智能体能够准确感知周围障碍物信息；</w:t>
             </w:r>
           </w:p>
           <w:p>
             <w:pPr>
               <w:numPr>
                 <w:ilvl w:val="0"/>
-                <w:numId w:val="3"/>
+                <w:numId w:val="6"/>
               </w:numPr>
               <w:spacing w:line="500" w:lineRule="exact"/>
               <w:rPr>
-                <w:rFonts w:ascii="宋体" w:hAnsi="宋体"/>
-                <w:sz w:val="28"/>
-                <w:szCs w:val="28"/>
-              </w:rPr>
-            </w:pPr>
-            <w:r>
-              <w:rPr>
-                <w:rFonts w:ascii="宋体" w:hAnsi="宋体"/>
-                <w:sz w:val="28"/>
-                <w:szCs w:val="28"/>
-              </w:rPr>
-              <w:t>如何设计有效的奖励函数以引导智能</w:t>
+                <w:rFonts w:ascii="宋体" w:hAnsi="宋体" w:hint="eastAsia"/>
+                <w:sz w:val="28"/>
+                <w:szCs w:val="28"/>
+              </w:rPr>
+            </w:pPr>
+            <w:r>
+              <w:rPr>
+                <w:rFonts w:ascii="宋体" w:hAnsi="宋体"/>
+                <w:sz w:val="28"/>
+                <w:szCs w:val="28"/>
+              </w:rPr>
+              <w:t>如何设计奖励函数，引导智能</w:t>
             </w:r>
             <w:proofErr w:type="gramStart"/>
             <w:r>
@@ -969,50 +1417,62 @@
                 <w:sz w:val="28"/>
                 <w:szCs w:val="28"/>
               </w:rPr>
-              <w:t>安全避障策略</w:t>
+              <w:t>安全、高效的避障策略；</w:t>
             </w:r>
           </w:p>
           <w:p>
             <w:pPr>
               <w:numPr>
                 <w:ilvl w:val="0"/>
-                <w:numId w:val="3"/>
+                <w:numId w:val="6"/>
               </w:numPr>
               <w:spacing w:line="500" w:lineRule="exact"/>
               <w:rPr>
-                <w:rFonts w:ascii="宋体" w:hAnsi="宋体"/>
-                <w:sz w:val="28"/>
-                <w:szCs w:val="28"/>
-              </w:rPr>
-            </w:pPr>
-            <w:r>
-              <w:rPr>
-                <w:rFonts w:ascii="宋体" w:hAnsi="宋体"/>
-                <w:sz w:val="28"/>
-                <w:szCs w:val="28"/>
-              </w:rPr>
-              <w:t>如何提升训练过程的稳定性和避障效果</w:t>
-            </w:r>
-          </w:p>
-          <w:p>
-            <w:pPr>
-              <w:spacing w:line="500" w:lineRule="exact"/>
-              <w:rPr>
-                <w:rFonts w:ascii="宋体" w:hAnsi="宋体"/>
+                <w:rFonts w:ascii="宋体" w:hAnsi="宋体" w:hint="eastAsia"/>
+                <w:sz w:val="28"/>
+                <w:szCs w:val="28"/>
+              </w:rPr>
+            </w:pPr>
+            <w:r>
+              <w:rPr>
+                <w:rFonts w:ascii="宋体" w:hAnsi="宋体"/>
+                <w:sz w:val="28"/>
+                <w:szCs w:val="28"/>
+              </w:rPr>
+              <w:t>如何提高深度强化学习训练过程的稳定性和收敛速度。</w:t>
+            </w:r>
+          </w:p>
+          <w:p>
+            <w:pPr>
+              <w:spacing w:line="500" w:lineRule="exact"/>
+              <w:rPr>
+                <w:rFonts w:ascii="宋体" w:hAnsi="宋体" w:hint="eastAsia"/>
                 <w:b/>
                 <w:bCs/>
                 <w:sz w:val="28"/>
                 <w:szCs w:val="28"/>
               </w:rPr>
             </w:pPr>
-            <w:r>
-              <w:rPr>
-                <w:rFonts w:ascii="宋体" w:hAnsi="宋体"/>
+          </w:p>
+          <w:p>
+            <w:pPr>
+              <w:spacing w:line="500" w:lineRule="exact"/>
+              <w:rPr>
+                <w:rFonts w:ascii="宋体" w:hAnsi="宋体" w:hint="eastAsia"/>
                 <w:b/>
                 <w:bCs/>
                 <w:sz w:val="28"/>
                 <w:szCs w:val="28"/>
               </w:rPr>
+            </w:pPr>
+            <w:r>
+              <w:rPr>
+                <w:rFonts w:ascii="宋体" w:hAnsi="宋体"/>
+                <w:b/>
+                <w:bCs/>
+                <w:sz w:val="28"/>
+                <w:szCs w:val="28"/>
+              </w:rPr>
               <w:t>（三）初步研究方案</w:t>
             </w:r>
           </w:p>
@@ -1031,22 +1491,187 @@
                 <w:sz w:val="28"/>
                 <w:szCs w:val="28"/>
               </w:rPr>
-              <w:t>首先在仿真环境中建立无人车辆运动模型和障碍物模型；其次基于深度强化学习框架构建智能体，定义状态、动作及奖励机制；然后通过训练获得避障策略，并与传统方法进行对比分析；最后总结实验结果并进行改进优化。</w:t>
-            </w:r>
-          </w:p>
-          <w:p>
-            <w:pPr>
-              <w:spacing w:line="500" w:lineRule="exact"/>
-              <w:rPr>
-                <w:rFonts w:ascii="宋体" w:hAnsi="宋体"/>
-              </w:rPr>
-            </w:pPr>
-          </w:p>
-          <w:p>
-            <w:pPr>
-              <w:spacing w:line="500" w:lineRule="exact"/>
-              <w:rPr>
-                <w:rFonts w:ascii="宋体" w:hAnsi="宋体" w:hint="eastAsia"/>
+              <w:t>本课题拟采用</w:t>
+            </w:r>
+            <w:r>
+              <w:rPr>
+                <w:rFonts w:ascii="宋体" w:hAnsi="宋体"/>
+                <w:b/>
+                <w:bCs/>
+                <w:sz w:val="28"/>
+                <w:szCs w:val="28"/>
+              </w:rPr>
+              <w:t>基于深度强化学习的无人车辆避障决策方法</w:t>
+            </w:r>
+            <w:r>
+              <w:rPr>
+                <w:rFonts w:ascii="宋体" w:hAnsi="宋体"/>
+                <w:sz w:val="28"/>
+                <w:szCs w:val="28"/>
+              </w:rPr>
+              <w:t>，整体研究</w:t>
+            </w:r>
+            <w:r>
+              <w:rPr>
+                <w:rFonts w:ascii="宋体" w:hAnsi="宋体"/>
+                <w:sz w:val="28"/>
+                <w:szCs w:val="28"/>
+              </w:rPr>
+              <w:lastRenderedPageBreak/>
+              <w:t>方案如下：</w:t>
+            </w:r>
+          </w:p>
+          <w:p>
+            <w:pPr>
+              <w:spacing w:line="500" w:lineRule="exact"/>
+              <w:rPr>
+                <w:rFonts w:ascii="宋体" w:hAnsi="宋体" w:hint="eastAsia"/>
+                <w:sz w:val="28"/>
+                <w:szCs w:val="28"/>
+              </w:rPr>
+            </w:pPr>
+            <w:r>
+              <w:rPr>
+                <w:rFonts w:ascii="宋体" w:hAnsi="宋体"/>
+                <w:sz w:val="28"/>
+                <w:szCs w:val="28"/>
+              </w:rPr>
+              <w:t>首先，在仿真环境中建立无人车辆的</w:t>
+            </w:r>
+            <w:r>
+              <w:rPr>
+                <w:rFonts w:ascii="宋体" w:hAnsi="宋体"/>
+                <w:b/>
+                <w:bCs/>
+                <w:sz w:val="28"/>
+                <w:szCs w:val="28"/>
+              </w:rPr>
+              <w:t>运动学模型</w:t>
+            </w:r>
+            <w:r>
+              <w:rPr>
+                <w:rFonts w:ascii="宋体" w:hAnsi="宋体"/>
+                <w:sz w:val="28"/>
+                <w:szCs w:val="28"/>
+              </w:rPr>
+              <w:t>，车辆状态包括当前位置、速度以及与周围障碍物的相对距离信息；障碍物模型可设置为静态或简单动态障碍，以模拟实际行驶场景。</w:t>
+            </w:r>
+          </w:p>
+          <w:p>
+            <w:pPr>
+              <w:spacing w:line="500" w:lineRule="exact"/>
+              <w:rPr>
+                <w:rFonts w:ascii="宋体" w:hAnsi="宋体" w:hint="eastAsia"/>
+                <w:sz w:val="28"/>
+                <w:szCs w:val="28"/>
+              </w:rPr>
+            </w:pPr>
+            <w:r>
+              <w:rPr>
+                <w:rFonts w:ascii="宋体" w:hAnsi="宋体"/>
+                <w:sz w:val="28"/>
+                <w:szCs w:val="28"/>
+              </w:rPr>
+              <w:t>其次，构建深度强化学习智能体，并设计合理的</w:t>
+            </w:r>
+            <w:r>
+              <w:rPr>
+                <w:rFonts w:ascii="宋体" w:hAnsi="宋体"/>
+                <w:b/>
+                <w:bCs/>
+                <w:sz w:val="28"/>
+                <w:szCs w:val="28"/>
+              </w:rPr>
+              <w:t>状态空间、动作空间和奖励函数</w:t>
+            </w:r>
+            <w:r>
+              <w:rPr>
+                <w:rFonts w:ascii="宋体" w:hAnsi="宋体"/>
+                <w:sz w:val="28"/>
+                <w:szCs w:val="28"/>
+              </w:rPr>
+              <w:t>。其中，状态空间由车辆自身状态和环境感知信息组成；动作空间采用连续动作形式，如转向角和速度变化；奖励函数综合考虑安全性（避免碰撞）、效率（减少路径长度）和稳定性（平滑控制）。</w:t>
+            </w:r>
+          </w:p>
+          <w:p>
+            <w:pPr>
+              <w:spacing w:line="500" w:lineRule="exact"/>
+              <w:rPr>
+                <w:rFonts w:ascii="宋体" w:hAnsi="宋体" w:hint="eastAsia"/>
+                <w:sz w:val="28"/>
+                <w:szCs w:val="28"/>
+              </w:rPr>
+            </w:pPr>
+            <w:r>
+              <w:rPr>
+                <w:rFonts w:ascii="宋体" w:hAnsi="宋体"/>
+                <w:sz w:val="28"/>
+                <w:szCs w:val="28"/>
+              </w:rPr>
+              <w:t xml:space="preserve">在算法选择上，针对连续动作控制问题，优先采用 </w:t>
+            </w:r>
+            <w:r>
+              <w:rPr>
+                <w:rFonts w:ascii="宋体" w:hAnsi="宋体"/>
+                <w:b/>
+                <w:bCs/>
+                <w:sz w:val="28"/>
+                <w:szCs w:val="28"/>
+              </w:rPr>
+              <w:t>DDPG 算法</w:t>
+            </w:r>
+            <w:r>
+              <w:rPr>
+                <w:rFonts w:ascii="宋体" w:hAnsi="宋体"/>
+                <w:sz w:val="28"/>
+                <w:szCs w:val="28"/>
+              </w:rPr>
+              <w:t xml:space="preserve"> 或其改进算法。通过 Actor-Critic 结构实现策略网络与价值网络的联合训练，并利用经验回放机制提高样本利用率。训练过程中，通过多轮仿真交互，使智能</w:t>
+            </w:r>
+            <w:proofErr w:type="gramStart"/>
+            <w:r>
+              <w:rPr>
+                <w:rFonts w:ascii="宋体" w:hAnsi="宋体"/>
+                <w:sz w:val="28"/>
+                <w:szCs w:val="28"/>
+              </w:rPr>
+              <w:t>体逐步</w:t>
+            </w:r>
+            <w:proofErr w:type="gramEnd"/>
+            <w:r>
+              <w:rPr>
+                <w:rFonts w:ascii="宋体" w:hAnsi="宋体"/>
+                <w:sz w:val="28"/>
+                <w:szCs w:val="28"/>
+              </w:rPr>
+              <w:t>学习最优避障策略。</w:t>
+            </w:r>
+          </w:p>
+          <w:p>
+            <w:pPr>
+              <w:spacing w:line="500" w:lineRule="exact"/>
+              <w:rPr>
+                <w:rFonts w:ascii="宋体" w:hAnsi="宋体" w:hint="eastAsia"/>
+                <w:sz w:val="28"/>
+                <w:szCs w:val="28"/>
+              </w:rPr>
+            </w:pPr>
+            <w:r>
+              <w:rPr>
+                <w:rFonts w:ascii="宋体" w:hAnsi="宋体"/>
+                <w:sz w:val="28"/>
+                <w:szCs w:val="28"/>
+              </w:rPr>
+              <w:t>最后，将训练得到的避障策略与传统规则或规划方法进行对比实验，从避障成功率、路径长度和训练收敛速度等指标对算法性能进行分析与总结，并在此基础上对模型和参数进行进一步优化。</w:t>
+            </w:r>
+          </w:p>
+          <w:p>
+            <w:pPr>
+              <w:spacing w:line="500" w:lineRule="exact"/>
+              <w:rPr>
+                <w:rFonts w:ascii="宋体" w:hAnsi="宋体" w:hint="eastAsia"/>
+                <w:sz w:val="28"/>
+                <w:szCs w:val="28"/>
               </w:rPr>
             </w:pPr>
           </w:p>
@@ -1075,6 +1700,7 @@
                 <w:sz w:val="28"/>
                 <w:szCs w:val="28"/>
               </w:rPr>
+              <w:lastRenderedPageBreak/>
               <w:t>五、工作的主要阶段、进度和完成时间</w:t>
             </w:r>
           </w:p>
@@ -1082,7 +1708,7 @@
             <w:pPr>
               <w:spacing w:line="500" w:lineRule="exact"/>
               <w:rPr>
-                <w:rFonts w:ascii="宋体" w:hAnsi="宋体"/>
+                <w:rFonts w:ascii="宋体" w:hAnsi="宋体" w:hint="eastAsia"/>
                 <w:sz w:val="28"/>
                 <w:szCs w:val="28"/>
               </w:rPr>
@@ -1125,7 +1751,7 @@
             <w:pPr>
               <w:spacing w:line="500" w:lineRule="exact"/>
               <w:rPr>
-                <w:rFonts w:ascii="宋体" w:hAnsi="宋体"/>
+                <w:rFonts w:ascii="宋体" w:hAnsi="宋体" w:hint="eastAsia"/>
                 <w:sz w:val="28"/>
                 <w:szCs w:val="28"/>
               </w:rPr>
@@ -1161,7 +1787,7 @@
             <w:pPr>
               <w:spacing w:line="500" w:lineRule="exact"/>
               <w:rPr>
-                <w:rFonts w:ascii="宋体" w:hAnsi="宋体"/>
+                <w:rFonts w:ascii="宋体" w:hAnsi="宋体" w:hint="eastAsia"/>
                 <w:sz w:val="28"/>
                 <w:szCs w:val="28"/>
               </w:rPr>
@@ -1197,7 +1823,7 @@
             <w:pPr>
               <w:spacing w:line="500" w:lineRule="exact"/>
               <w:rPr>
-                <w:rFonts w:ascii="宋体" w:hAnsi="宋体"/>
+                <w:rFonts w:ascii="宋体" w:hAnsi="宋体" w:hint="eastAsia"/>
                 <w:sz w:val="28"/>
                 <w:szCs w:val="28"/>
               </w:rPr>
@@ -1233,7 +1859,7 @@
             <w:pPr>
               <w:spacing w:line="500" w:lineRule="exact"/>
               <w:rPr>
-                <w:rFonts w:ascii="宋体" w:hAnsi="宋体"/>
+                <w:rFonts w:ascii="宋体" w:hAnsi="宋体" w:hint="eastAsia"/>
                 <w:sz w:val="28"/>
                 <w:szCs w:val="28"/>
               </w:rPr>
@@ -1269,7 +1895,7 @@
             <w:pPr>
               <w:spacing w:line="500" w:lineRule="exact"/>
               <w:rPr>
-                <w:rFonts w:ascii="宋体" w:hAnsi="宋体"/>
+                <w:rFonts w:ascii="宋体" w:hAnsi="宋体" w:hint="eastAsia"/>
                 <w:sz w:val="28"/>
                 <w:szCs w:val="28"/>
               </w:rPr>
@@ -1305,17 +1931,18 @@
             <w:pPr>
               <w:spacing w:line="500" w:lineRule="exact"/>
               <w:rPr>
-                <w:rFonts w:ascii="宋体" w:hAnsi="宋体"/>
-                <w:sz w:val="28"/>
-                <w:szCs w:val="28"/>
-              </w:rPr>
-            </w:pPr>
-            <w:r>
-              <w:rPr>
-                <w:rFonts w:ascii="宋体" w:hAnsi="宋体"/>
-                <w:sz w:val="28"/>
-                <w:szCs w:val="28"/>
-              </w:rPr>
+                <w:rFonts w:ascii="宋体" w:hAnsi="宋体" w:hint="eastAsia"/>
+                <w:sz w:val="28"/>
+                <w:szCs w:val="28"/>
+              </w:rPr>
+            </w:pPr>
+            <w:r>
+              <w:rPr>
+                <w:rFonts w:ascii="宋体" w:hAnsi="宋体"/>
+                <w:sz w:val="28"/>
+                <w:szCs w:val="28"/>
+              </w:rPr>
+              <w:lastRenderedPageBreak/>
               <w:t xml:space="preserve">  </w:t>
             </w:r>
             <w:r>
@@ -1336,24 +1963,6 @@
               </w:rPr>
               <w:t>：修改论文并完成答辩准备</w:t>
             </w:r>
-          </w:p>
-          <w:p>
-            <w:pPr>
-              <w:spacing w:line="500" w:lineRule="exact"/>
-              <w:rPr>
-                <w:rFonts w:ascii="宋体" w:hAnsi="宋体" w:hint="eastAsia"/>
-                <w:sz w:val="24"/>
-              </w:rPr>
-            </w:pPr>
-          </w:p>
-          <w:p>
-            <w:pPr>
-              <w:spacing w:line="500" w:lineRule="exact"/>
-              <w:rPr>
-                <w:rFonts w:ascii="宋体" w:hAnsi="宋体" w:hint="eastAsia"/>
-                <w:sz w:val="24"/>
-              </w:rPr>
-            </w:pPr>
           </w:p>
         </w:tc>
       </w:tr>
@@ -1404,6 +2013,829 @@
               <w:spacing w:line="500" w:lineRule="exact"/>
               <w:rPr>
                 <w:rFonts w:ascii="宋体" w:hAnsi="宋体" w:hint="eastAsia"/>
+                <w:b/>
+                <w:bCs/>
+                <w:sz w:val="28"/>
+                <w:szCs w:val="28"/>
+              </w:rPr>
+            </w:pPr>
+            <w:r>
+              <w:rPr>
+                <w:rFonts w:ascii="宋体" w:hAnsi="宋体"/>
+                <w:b/>
+                <w:bCs/>
+                <w:sz w:val="28"/>
+                <w:szCs w:val="28"/>
+              </w:rPr>
+              <w:t>参考文献</w:t>
+            </w:r>
+          </w:p>
+          <w:p>
+            <w:pPr>
+              <w:spacing w:line="500" w:lineRule="exact"/>
+              <w:rPr>
+                <w:rFonts w:ascii="宋体" w:hAnsi="宋体" w:hint="eastAsia"/>
+                <w:sz w:val="28"/>
+                <w:szCs w:val="28"/>
+              </w:rPr>
+            </w:pPr>
+            <w:r>
+              <w:rPr>
+                <w:rFonts w:ascii="宋体" w:hAnsi="宋体" w:hint="eastAsia"/>
+                <w:sz w:val="28"/>
+                <w:szCs w:val="28"/>
+              </w:rPr>
+              <w:t xml:space="preserve">[1] </w:t>
+            </w:r>
+            <w:hyperlink r:id="rId6" w:tgtFrame="_blank" w:tooltip="考虑车辆间交互的无人车行为决策与运动规划算法研究" w:history="1">
+              <w:r>
+                <w:rPr>
+                  <w:rStyle w:val="a7"/>
+                  <w:rFonts w:ascii="宋体" w:hAnsi="宋体"/>
+                  <w:sz w:val="28"/>
+                  <w:szCs w:val="28"/>
+                </w:rPr>
+                <w:t>考虑车辆间交互的无人车行为决策与运动规划算法研究</w:t>
+              </w:r>
+            </w:hyperlink>
+            <w:r>
+              <w:rPr>
+                <w:rFonts w:ascii="宋体" w:hAnsi="宋体"/>
+                <w:sz w:val="28"/>
+                <w:szCs w:val="28"/>
+              </w:rPr>
+              <w:t>[D]. 徐涛.哈尔滨工业大学,2025</w:t>
+            </w:r>
+          </w:p>
+          <w:p>
+            <w:pPr>
+              <w:spacing w:line="500" w:lineRule="exact"/>
+              <w:rPr>
+                <w:rFonts w:ascii="宋体" w:hAnsi="宋体" w:hint="eastAsia"/>
+                <w:sz w:val="28"/>
+                <w:szCs w:val="28"/>
+              </w:rPr>
+            </w:pPr>
+          </w:p>
+          <w:p>
+            <w:pPr>
+              <w:spacing w:line="500" w:lineRule="exact"/>
+              <w:rPr>
+                <w:rFonts w:ascii="宋体" w:hAnsi="宋体" w:hint="eastAsia"/>
+                <w:sz w:val="28"/>
+                <w:szCs w:val="28"/>
+              </w:rPr>
+            </w:pPr>
+            <w:r>
+              <w:rPr>
+                <w:rFonts w:ascii="宋体" w:hAnsi="宋体" w:hint="eastAsia"/>
+                <w:sz w:val="28"/>
+                <w:szCs w:val="28"/>
+              </w:rPr>
+              <w:t xml:space="preserve">[2] </w:t>
+            </w:r>
+            <w:hyperlink r:id="rId7" w:history="1">
+              <w:r>
+                <w:rPr>
+                  <w:rStyle w:val="a7"/>
+                  <w:rFonts w:ascii="宋体" w:hAnsi="宋体"/>
+                  <w:sz w:val="28"/>
+                  <w:szCs w:val="28"/>
+                </w:rPr>
+                <w:t>CN119394314A </w:t>
+              </w:r>
+            </w:hyperlink>
+            <w:r>
+              <w:rPr>
+                <w:rFonts w:ascii="宋体" w:hAnsi="宋体"/>
+                <w:sz w:val="28"/>
+                <w:szCs w:val="28"/>
+              </w:rPr>
+              <w:t>*</w:t>
+            </w:r>
+            <w:r>
+              <w:rPr>
+                <w:rFonts w:ascii="宋体" w:hAnsi="宋体" w:hint="eastAsia"/>
+                <w:sz w:val="28"/>
+                <w:szCs w:val="28"/>
+              </w:rPr>
+              <w:t xml:space="preserve"> </w:t>
+            </w:r>
+            <w:r>
+              <w:rPr>
+                <w:rFonts w:ascii="宋体" w:hAnsi="宋体"/>
+                <w:sz w:val="28"/>
+                <w:szCs w:val="28"/>
+              </w:rPr>
+              <w:t>2025-02-07北京理工大学</w:t>
+            </w:r>
+            <w:r>
+              <w:rPr>
+                <w:rFonts w:ascii="宋体" w:hAnsi="宋体" w:hint="eastAsia"/>
+                <w:sz w:val="28"/>
+                <w:szCs w:val="28"/>
+              </w:rPr>
+              <w:t xml:space="preserve"> </w:t>
+            </w:r>
+            <w:r>
+              <w:rPr>
+                <w:rFonts w:ascii="宋体" w:hAnsi="宋体"/>
+                <w:sz w:val="28"/>
+                <w:szCs w:val="28"/>
+              </w:rPr>
+              <w:t>一种基于安全强化学习的分布式多机器人路径规划方法</w:t>
+            </w:r>
+          </w:p>
+          <w:p>
+            <w:pPr>
+              <w:spacing w:line="500" w:lineRule="exact"/>
+              <w:rPr>
+                <w:rFonts w:ascii="宋体" w:hAnsi="宋体" w:hint="eastAsia"/>
+                <w:sz w:val="28"/>
+                <w:szCs w:val="28"/>
+              </w:rPr>
+            </w:pPr>
+          </w:p>
+          <w:p>
+            <w:pPr>
+              <w:spacing w:line="500" w:lineRule="exact"/>
+              <w:rPr>
+                <w:rFonts w:ascii="宋体" w:hAnsi="宋体" w:hint="eastAsia"/>
+                <w:sz w:val="28"/>
+                <w:szCs w:val="28"/>
+              </w:rPr>
+            </w:pPr>
+            <w:r>
+              <w:rPr>
+                <w:rFonts w:ascii="宋体" w:hAnsi="宋体" w:hint="eastAsia"/>
+                <w:sz w:val="28"/>
+                <w:szCs w:val="28"/>
+              </w:rPr>
+              <w:t xml:space="preserve">[3] </w:t>
+            </w:r>
+            <w:hyperlink r:id="rId8" w:history="1">
+              <w:r>
+                <w:rPr>
+                  <w:rStyle w:val="a7"/>
+                  <w:rFonts w:ascii="宋体" w:hAnsi="宋体"/>
+                  <w:sz w:val="28"/>
+                  <w:szCs w:val="28"/>
+                </w:rPr>
+                <w:t>CN202410585562.0A</w:t>
+              </w:r>
+            </w:hyperlink>
+            <w:r>
+              <w:rPr>
+                <w:rFonts w:ascii="宋体" w:hAnsi="宋体" w:hint="eastAsia"/>
+                <w:sz w:val="28"/>
+                <w:szCs w:val="28"/>
+              </w:rPr>
+              <w:t xml:space="preserve"> </w:t>
+            </w:r>
+            <w:r>
+              <w:rPr>
+                <w:rFonts w:ascii="宋体" w:hAnsi="宋体"/>
+                <w:sz w:val="28"/>
+                <w:szCs w:val="28"/>
+              </w:rPr>
+              <w:t>2024-05-13一种基于深度强化学习的无人车决策与规划方法及系统</w:t>
+            </w:r>
+          </w:p>
+          <w:p>
+            <w:pPr>
+              <w:spacing w:line="500" w:lineRule="exact"/>
+              <w:rPr>
+                <w:rFonts w:ascii="宋体" w:hAnsi="宋体" w:hint="eastAsia"/>
+                <w:sz w:val="28"/>
+                <w:szCs w:val="28"/>
+              </w:rPr>
+            </w:pPr>
+          </w:p>
+          <w:p>
+            <w:pPr>
+              <w:spacing w:line="500" w:lineRule="exact"/>
+              <w:rPr>
+                <w:rFonts w:ascii="宋体" w:hAnsi="宋体" w:hint="eastAsia"/>
+                <w:sz w:val="28"/>
+                <w:szCs w:val="28"/>
+              </w:rPr>
+            </w:pPr>
+            <w:r>
+              <w:rPr>
+                <w:rFonts w:ascii="宋体" w:hAnsi="宋体" w:hint="eastAsia"/>
+                <w:sz w:val="28"/>
+                <w:szCs w:val="28"/>
+              </w:rPr>
+              <w:t xml:space="preserve">[4] </w:t>
+            </w:r>
+            <w:hyperlink r:id="rId9" w:history="1">
+              <w:r>
+                <w:rPr>
+                  <w:rStyle w:val="a7"/>
+                  <w:rFonts w:ascii="宋体" w:hAnsi="宋体"/>
+                  <w:sz w:val="28"/>
+                  <w:szCs w:val="28"/>
+                </w:rPr>
+                <w:t>HRex39</w:t>
+              </w:r>
+            </w:hyperlink>
+            <w:r>
+              <w:rPr>
+                <w:rFonts w:ascii="宋体" w:hAnsi="宋体"/>
+                <w:sz w:val="28"/>
+                <w:szCs w:val="28"/>
+              </w:rPr>
+              <w:t>/</w:t>
+            </w:r>
+            <w:hyperlink r:id="rId10" w:history="1">
+              <w:r>
+                <w:rPr>
+                  <w:rStyle w:val="a7"/>
+                  <w:rFonts w:ascii="宋体" w:hAnsi="宋体"/>
+                  <w:b/>
+                  <w:bCs/>
+                  <w:sz w:val="28"/>
+                  <w:szCs w:val="28"/>
+                </w:rPr>
+                <w:t>undergraduate-thesis</w:t>
+              </w:r>
+            </w:hyperlink>
+            <w:r>
+              <w:rPr>
+                <w:rFonts w:ascii="宋体" w:hAnsi="宋体"/>
+                <w:sz w:val="28"/>
+                <w:szCs w:val="28"/>
+              </w:rPr>
+              <w:t>基于深度强化学习的自动驾驶避障技术研究</w:t>
+            </w:r>
+          </w:p>
+          <w:p>
+            <w:pPr>
+              <w:spacing w:line="500" w:lineRule="exact"/>
+              <w:rPr>
+                <w:rFonts w:ascii="宋体" w:hAnsi="宋体" w:hint="eastAsia"/>
+                <w:sz w:val="28"/>
+                <w:szCs w:val="28"/>
+              </w:rPr>
+            </w:pPr>
+          </w:p>
+          <w:p>
+            <w:pPr>
+              <w:spacing w:line="500" w:lineRule="exact"/>
+              <w:rPr>
+                <w:rFonts w:ascii="宋体" w:hAnsi="宋体" w:hint="eastAsia"/>
+                <w:sz w:val="28"/>
+                <w:szCs w:val="28"/>
+              </w:rPr>
+            </w:pPr>
+            <w:r>
+              <w:rPr>
+                <w:rFonts w:ascii="宋体" w:hAnsi="宋体" w:hint="eastAsia"/>
+                <w:sz w:val="28"/>
+                <w:szCs w:val="28"/>
+              </w:rPr>
+              <w:t xml:space="preserve">[5] </w:t>
+            </w:r>
+            <w:r>
+              <w:rPr>
+                <w:rFonts w:ascii="宋体" w:hAnsi="宋体"/>
+                <w:sz w:val="28"/>
+                <w:szCs w:val="28"/>
+              </w:rPr>
+              <w:t>陈江涛</w:t>
+            </w:r>
+            <w:r>
+              <w:rPr>
+                <w:rFonts w:ascii="宋体" w:hAnsi="宋体"/>
+                <w:b/>
+                <w:bCs/>
+                <w:sz w:val="28"/>
+                <w:szCs w:val="28"/>
+              </w:rPr>
+              <w:t>.</w:t>
+            </w:r>
+            <w:r>
+              <w:rPr>
+                <w:rFonts w:ascii="宋体" w:hAnsi="宋体"/>
+                <w:i/>
+                <w:iCs/>
+                <w:sz w:val="28"/>
+                <w:szCs w:val="28"/>
+              </w:rPr>
+              <w:t>深度强化学习在无人驾驶路径规划中的应用.</w:t>
+            </w:r>
+            <w:r>
+              <w:rPr>
+                <w:rFonts w:ascii="宋体" w:hAnsi="宋体"/>
+                <w:sz w:val="28"/>
+                <w:szCs w:val="28"/>
+              </w:rPr>
+              <w:t xml:space="preserve"> </w:t>
+            </w:r>
+            <w:r>
+              <w:rPr>
+                <w:rFonts w:ascii="宋体" w:hAnsi="宋体"/>
+                <w:i/>
+                <w:iCs/>
+                <w:sz w:val="28"/>
+                <w:szCs w:val="28"/>
+              </w:rPr>
+              <w:t>Smart City Application</w:t>
+            </w:r>
+            <w:r>
+              <w:rPr>
+                <w:rFonts w:ascii="宋体" w:hAnsi="宋体"/>
+                <w:sz w:val="28"/>
+                <w:szCs w:val="28"/>
+              </w:rPr>
+              <w:t>, 8(4), 98–???, 2025.</w:t>
+            </w:r>
+          </w:p>
+          <w:p>
+            <w:pPr>
+              <w:spacing w:line="500" w:lineRule="exact"/>
+              <w:rPr>
+                <w:rFonts w:ascii="宋体" w:hAnsi="宋体" w:hint="eastAsia"/>
+                <w:sz w:val="28"/>
+                <w:szCs w:val="28"/>
+              </w:rPr>
+            </w:pPr>
+          </w:p>
+          <w:p>
+            <w:pPr>
+              <w:spacing w:line="500" w:lineRule="exact"/>
+              <w:rPr>
+                <w:rFonts w:ascii="宋体" w:hAnsi="宋体" w:hint="eastAsia"/>
+                <w:sz w:val="28"/>
+                <w:szCs w:val="28"/>
+              </w:rPr>
+            </w:pPr>
+            <w:r>
+              <w:rPr>
+                <w:rFonts w:ascii="宋体" w:hAnsi="宋体" w:hint="eastAsia"/>
+                <w:sz w:val="28"/>
+                <w:szCs w:val="28"/>
+              </w:rPr>
+              <w:t xml:space="preserve">[6] </w:t>
+            </w:r>
+            <w:r>
+              <w:rPr>
+                <w:rFonts w:ascii="宋体" w:hAnsi="宋体"/>
+                <w:sz w:val="28"/>
+                <w:szCs w:val="28"/>
+              </w:rPr>
+              <w:t xml:space="preserve">Schulman, J., Wolski, F., Dhariwal, P., Radford, A., &amp; Klimov, </w:t>
+            </w:r>
+            <w:proofErr w:type="spellStart"/>
+            <w:proofErr w:type="gramStart"/>
+            <w:r>
+              <w:rPr>
+                <w:rFonts w:ascii="宋体" w:hAnsi="宋体"/>
+                <w:sz w:val="28"/>
+                <w:szCs w:val="28"/>
+              </w:rPr>
+              <w:t>O</w:t>
+            </w:r>
+            <w:r>
+              <w:rPr>
+                <w:rFonts w:ascii="宋体" w:hAnsi="宋体"/>
+                <w:b/>
+                <w:bCs/>
+                <w:sz w:val="28"/>
+                <w:szCs w:val="28"/>
+              </w:rPr>
+              <w:t>.</w:t>
+            </w:r>
+            <w:r>
+              <w:rPr>
+                <w:rFonts w:ascii="宋体" w:hAnsi="宋体"/>
+                <w:i/>
+                <w:iCs/>
+                <w:sz w:val="28"/>
+                <w:szCs w:val="28"/>
+              </w:rPr>
+              <w:t>Proximal</w:t>
+            </w:r>
+            <w:proofErr w:type="spellEnd"/>
+            <w:proofErr w:type="gramEnd"/>
+            <w:r>
+              <w:rPr>
+                <w:rFonts w:ascii="宋体" w:hAnsi="宋体"/>
+                <w:i/>
+                <w:iCs/>
+                <w:sz w:val="28"/>
+                <w:szCs w:val="28"/>
+              </w:rPr>
+              <w:t xml:space="preserve"> Policy Optimization Algorithms.</w:t>
+            </w:r>
+            <w:r>
+              <w:rPr>
+                <w:rFonts w:ascii="宋体" w:hAnsi="宋体"/>
+                <w:sz w:val="28"/>
+                <w:szCs w:val="28"/>
+              </w:rPr>
+              <w:t xml:space="preserve"> In </w:t>
+            </w:r>
+            <w:r>
+              <w:rPr>
+                <w:rFonts w:ascii="宋体" w:hAnsi="宋体"/>
+                <w:i/>
+                <w:iCs/>
+                <w:sz w:val="28"/>
+                <w:szCs w:val="28"/>
+              </w:rPr>
+              <w:t>Proceedings of ICLR</w:t>
+            </w:r>
+            <w:r>
+              <w:rPr>
+                <w:rFonts w:ascii="宋体" w:hAnsi="宋体"/>
+                <w:sz w:val="28"/>
+                <w:szCs w:val="28"/>
+              </w:rPr>
+              <w:t>, 2017.</w:t>
+            </w:r>
+          </w:p>
+          <w:p>
+            <w:pPr>
+              <w:spacing w:line="500" w:lineRule="exact"/>
+              <w:rPr>
+                <w:rFonts w:ascii="宋体" w:hAnsi="宋体" w:hint="eastAsia"/>
+                <w:sz w:val="28"/>
+                <w:szCs w:val="28"/>
+              </w:rPr>
+            </w:pPr>
+          </w:p>
+          <w:p>
+            <w:pPr>
+              <w:spacing w:line="500" w:lineRule="exact"/>
+              <w:rPr>
+                <w:rFonts w:ascii="宋体" w:hAnsi="宋体" w:hint="eastAsia"/>
+                <w:sz w:val="28"/>
+                <w:szCs w:val="28"/>
+              </w:rPr>
+            </w:pPr>
+            <w:r>
+              <w:rPr>
+                <w:rFonts w:ascii="宋体" w:hAnsi="宋体" w:hint="eastAsia"/>
+                <w:sz w:val="28"/>
+                <w:szCs w:val="28"/>
+              </w:rPr>
+              <w:t xml:space="preserve">[7] </w:t>
+            </w:r>
+            <w:r>
+              <w:rPr>
+                <w:rFonts w:ascii="宋体" w:hAnsi="宋体"/>
+                <w:sz w:val="28"/>
+                <w:szCs w:val="28"/>
+              </w:rPr>
+              <w:t>Zhang, Y., &amp; Li, X. (2020). "A review of deep learning in autonomous driving systems," Journal of Autonomous Systems, 42(5), 1205-1216.</w:t>
+            </w:r>
+          </w:p>
+          <w:p>
+            <w:pPr>
+              <w:spacing w:line="500" w:lineRule="exact"/>
+              <w:rPr>
+                <w:rFonts w:ascii="宋体" w:hAnsi="宋体" w:hint="eastAsia"/>
+                <w:sz w:val="28"/>
+                <w:szCs w:val="28"/>
+              </w:rPr>
+            </w:pPr>
+          </w:p>
+          <w:p>
+            <w:pPr>
+              <w:spacing w:line="500" w:lineRule="exact"/>
+              <w:rPr>
+                <w:rFonts w:ascii="宋体" w:hAnsi="宋体" w:hint="eastAsia"/>
+                <w:sz w:val="28"/>
+                <w:szCs w:val="28"/>
+              </w:rPr>
+            </w:pPr>
+            <w:r>
+              <w:rPr>
+                <w:rFonts w:ascii="宋体" w:hAnsi="宋体" w:hint="eastAsia"/>
+                <w:sz w:val="28"/>
+                <w:szCs w:val="28"/>
+              </w:rPr>
+              <w:t xml:space="preserve">[8] </w:t>
+            </w:r>
+            <w:r>
+              <w:rPr>
+                <w:rFonts w:ascii="宋体" w:hAnsi="宋体"/>
+                <w:sz w:val="28"/>
+                <w:szCs w:val="28"/>
+              </w:rPr>
+              <w:t>Chen, T., &amp; Wang, H. (2019). "Path planning and obstacle avoidance for autonomous vehicles: A review," IEEE Transactions on Intelligent Transportation Systems, 25(3), 341-350.</w:t>
+            </w:r>
+          </w:p>
+          <w:p>
+            <w:pPr>
+              <w:spacing w:line="500" w:lineRule="exact"/>
+              <w:rPr>
+                <w:rFonts w:ascii="宋体" w:hAnsi="宋体" w:hint="eastAsia"/>
+                <w:sz w:val="28"/>
+                <w:szCs w:val="28"/>
+              </w:rPr>
+            </w:pPr>
+          </w:p>
+          <w:p>
+            <w:pPr>
+              <w:spacing w:line="500" w:lineRule="exact"/>
+              <w:rPr>
+                <w:rFonts w:ascii="宋体" w:hAnsi="宋体" w:hint="eastAsia"/>
+                <w:sz w:val="28"/>
+                <w:szCs w:val="28"/>
+              </w:rPr>
+            </w:pPr>
+            <w:r>
+              <w:rPr>
+                <w:rFonts w:ascii="宋体" w:hAnsi="宋体" w:hint="eastAsia"/>
+                <w:sz w:val="28"/>
+                <w:szCs w:val="28"/>
+              </w:rPr>
+              <w:t xml:space="preserve">[9] </w:t>
+            </w:r>
+            <w:r>
+              <w:rPr>
+                <w:rFonts w:ascii="宋体" w:hAnsi="宋体"/>
+                <w:sz w:val="28"/>
+                <w:szCs w:val="28"/>
+              </w:rPr>
+              <w:t>Bhatia, R., &amp; Krishnamurthy, M. (2018). "Vehicle control algorithms for autonomous driving," Automotive Engineering Journal, 33(7), 421-435.</w:t>
+            </w:r>
+          </w:p>
+          <w:p>
+            <w:pPr>
+              <w:spacing w:line="500" w:lineRule="exact"/>
+              <w:rPr>
+                <w:rFonts w:ascii="宋体" w:hAnsi="宋体" w:hint="eastAsia"/>
+                <w:sz w:val="28"/>
+                <w:szCs w:val="28"/>
+              </w:rPr>
+            </w:pPr>
+          </w:p>
+          <w:p>
+            <w:pPr>
+              <w:spacing w:line="500" w:lineRule="exact"/>
+              <w:rPr>
+                <w:rFonts w:ascii="宋体" w:hAnsi="宋体" w:hint="eastAsia"/>
+                <w:sz w:val="28"/>
+                <w:szCs w:val="28"/>
+              </w:rPr>
+            </w:pPr>
+            <w:r>
+              <w:rPr>
+                <w:rFonts w:ascii="宋体" w:hAnsi="宋体" w:hint="eastAsia"/>
+                <w:sz w:val="28"/>
+                <w:szCs w:val="28"/>
+              </w:rPr>
+              <w:t xml:space="preserve">[10] </w:t>
+            </w:r>
+            <w:r>
+              <w:rPr>
+                <w:rFonts w:ascii="宋体" w:hAnsi="宋体"/>
+                <w:sz w:val="28"/>
+                <w:szCs w:val="28"/>
+              </w:rPr>
+              <w:t xml:space="preserve">Khatib, </w:t>
+            </w:r>
+            <w:proofErr w:type="spellStart"/>
+            <w:proofErr w:type="gramStart"/>
+            <w:r>
+              <w:rPr>
+                <w:rFonts w:ascii="宋体" w:hAnsi="宋体"/>
+                <w:sz w:val="28"/>
+                <w:szCs w:val="28"/>
+              </w:rPr>
+              <w:t>O.</w:t>
+            </w:r>
+            <w:r>
+              <w:rPr>
+                <w:rFonts w:ascii="宋体" w:hAnsi="宋体"/>
+                <w:i/>
+                <w:iCs/>
+                <w:sz w:val="28"/>
+                <w:szCs w:val="28"/>
+              </w:rPr>
+              <w:t>Real</w:t>
+            </w:r>
+            <w:proofErr w:type="spellEnd"/>
+            <w:proofErr w:type="gramEnd"/>
+            <w:r>
+              <w:rPr>
+                <w:rFonts w:ascii="宋体" w:hAnsi="宋体"/>
+                <w:i/>
+                <w:iCs/>
+                <w:sz w:val="28"/>
+                <w:szCs w:val="28"/>
+              </w:rPr>
+              <w:t>-time obstacle avoidance for manipulators and mobile robots.</w:t>
+            </w:r>
+            <w:r>
+              <w:rPr>
+                <w:rFonts w:ascii="宋体" w:hAnsi="宋体"/>
+                <w:sz w:val="28"/>
+                <w:szCs w:val="28"/>
+              </w:rPr>
+              <w:t xml:space="preserve"> </w:t>
+            </w:r>
+            <w:r>
+              <w:rPr>
+                <w:rFonts w:ascii="宋体" w:hAnsi="宋体"/>
+                <w:i/>
+                <w:iCs/>
+                <w:sz w:val="28"/>
+                <w:szCs w:val="28"/>
+              </w:rPr>
+              <w:t>International Journal of Robotics Research</w:t>
+            </w:r>
+            <w:r>
+              <w:rPr>
+                <w:rFonts w:ascii="宋体" w:hAnsi="宋体"/>
+                <w:sz w:val="28"/>
+                <w:szCs w:val="28"/>
+              </w:rPr>
+              <w:t>, 5(1): 90–98, 1986.</w:t>
+            </w:r>
+          </w:p>
+          <w:p>
+            <w:pPr>
+              <w:spacing w:line="500" w:lineRule="exact"/>
+              <w:rPr>
+                <w:rFonts w:ascii="宋体" w:hAnsi="宋体" w:hint="eastAsia"/>
+                <w:sz w:val="28"/>
+                <w:szCs w:val="28"/>
+              </w:rPr>
+            </w:pPr>
+          </w:p>
+          <w:p>
+            <w:pPr>
+              <w:spacing w:line="500" w:lineRule="exact"/>
+              <w:rPr>
+                <w:rFonts w:ascii="宋体" w:hAnsi="宋体" w:hint="eastAsia"/>
+                <w:sz w:val="28"/>
+                <w:szCs w:val="28"/>
+              </w:rPr>
+            </w:pPr>
+            <w:r>
+              <w:rPr>
+                <w:rFonts w:ascii="宋体" w:hAnsi="宋体" w:hint="eastAsia"/>
+                <w:sz w:val="28"/>
+                <w:szCs w:val="28"/>
+              </w:rPr>
+              <w:t>[11]</w:t>
+            </w:r>
+            <w:r>
+              <w:rPr>
+                <w:rFonts w:ascii="宋体" w:hAnsi="宋体" w:hint="eastAsia"/>
+                <w:sz w:val="28"/>
+                <w:szCs w:val="28"/>
+              </w:rPr>
+              <w:t xml:space="preserve"> </w:t>
+            </w:r>
+            <w:proofErr w:type="spellStart"/>
+            <w:r>
+              <w:rPr>
+                <w:rFonts w:ascii="宋体" w:hAnsi="宋体"/>
+                <w:sz w:val="28"/>
+                <w:szCs w:val="28"/>
+              </w:rPr>
+              <w:t>Haarnoja</w:t>
+            </w:r>
+            <w:proofErr w:type="spellEnd"/>
+            <w:r>
+              <w:rPr>
+                <w:rFonts w:ascii="宋体" w:hAnsi="宋体"/>
+                <w:sz w:val="28"/>
+                <w:szCs w:val="28"/>
+              </w:rPr>
+              <w:t xml:space="preserve">, T., Zhou, A., </w:t>
+            </w:r>
+            <w:proofErr w:type="spellStart"/>
+            <w:r>
+              <w:rPr>
+                <w:rFonts w:ascii="宋体" w:hAnsi="宋体"/>
+                <w:sz w:val="28"/>
+                <w:szCs w:val="28"/>
+              </w:rPr>
+              <w:t>Abbeel</w:t>
+            </w:r>
+            <w:proofErr w:type="spellEnd"/>
+            <w:r>
+              <w:rPr>
+                <w:rFonts w:ascii="宋体" w:hAnsi="宋体"/>
+                <w:sz w:val="28"/>
+                <w:szCs w:val="28"/>
+              </w:rPr>
+              <w:t>, P., &amp; Levine, S.</w:t>
+            </w:r>
+            <w:r>
+              <w:rPr>
+                <w:rFonts w:ascii="宋体" w:hAnsi="宋体"/>
+                <w:sz w:val="28"/>
+                <w:szCs w:val="28"/>
+              </w:rPr>
+              <w:br/>
+            </w:r>
+            <w:proofErr w:type="spellStart"/>
+            <w:r>
+              <w:rPr>
+                <w:rFonts w:ascii="宋体" w:hAnsi="宋体"/>
+                <w:i/>
+                <w:iCs/>
+                <w:sz w:val="28"/>
+                <w:szCs w:val="28"/>
+              </w:rPr>
+              <w:t>SoftActor-</w:t>
+            </w:r>
+            <w:proofErr w:type="gramStart"/>
+            <w:r>
+              <w:rPr>
+                <w:rFonts w:ascii="宋体" w:hAnsi="宋体"/>
+                <w:i/>
+                <w:iCs/>
+                <w:sz w:val="28"/>
+                <w:szCs w:val="28"/>
+              </w:rPr>
+              <w:t>Critic:Off</w:t>
+            </w:r>
+            <w:proofErr w:type="gramEnd"/>
+            <w:r>
+              <w:rPr>
+                <w:rFonts w:ascii="宋体" w:hAnsi="宋体"/>
+                <w:i/>
+                <w:iCs/>
+                <w:sz w:val="28"/>
+                <w:szCs w:val="28"/>
+              </w:rPr>
+              <w:t>-policy</w:t>
+            </w:r>
+            <w:proofErr w:type="spellEnd"/>
+            <w:r>
+              <w:rPr>
+                <w:rFonts w:ascii="宋体" w:hAnsi="宋体" w:hint="eastAsia"/>
+                <w:i/>
+                <w:iCs/>
+                <w:sz w:val="28"/>
+                <w:szCs w:val="28"/>
+              </w:rPr>
+              <w:t xml:space="preserve"> </w:t>
+            </w:r>
+            <w:proofErr w:type="spellStart"/>
+            <w:r>
+              <w:rPr>
+                <w:rFonts w:ascii="宋体" w:hAnsi="宋体"/>
+                <w:i/>
+                <w:iCs/>
+                <w:sz w:val="28"/>
+                <w:szCs w:val="28"/>
+              </w:rPr>
+              <w:t>MaximumEntropy</w:t>
+            </w:r>
+            <w:proofErr w:type="spellEnd"/>
+            <w:r>
+              <w:rPr>
+                <w:rFonts w:ascii="宋体" w:hAnsi="宋体"/>
+                <w:i/>
+                <w:iCs/>
+                <w:sz w:val="28"/>
+                <w:szCs w:val="28"/>
+              </w:rPr>
+              <w:t xml:space="preserve"> Deep Reinforcement Learning with a Stochastic Actor.</w:t>
+            </w:r>
+            <w:r>
+              <w:rPr>
+                <w:rFonts w:ascii="宋体" w:hAnsi="宋体"/>
+                <w:sz w:val="28"/>
+                <w:szCs w:val="28"/>
+              </w:rPr>
+              <w:t xml:space="preserve"> In </w:t>
+            </w:r>
+            <w:r>
+              <w:rPr>
+                <w:rFonts w:ascii="宋体" w:hAnsi="宋体"/>
+                <w:i/>
+                <w:iCs/>
+                <w:sz w:val="28"/>
+                <w:szCs w:val="28"/>
+              </w:rPr>
+              <w:t>Proceedings of ICML</w:t>
+            </w:r>
+            <w:r>
+              <w:rPr>
+                <w:rFonts w:ascii="宋体" w:hAnsi="宋体"/>
+                <w:sz w:val="28"/>
+                <w:szCs w:val="28"/>
+              </w:rPr>
+              <w:t>, 2018</w:t>
+            </w:r>
+          </w:p>
+          <w:p>
+            <w:pPr>
+              <w:spacing w:line="500" w:lineRule="exact"/>
+              <w:rPr>
+                <w:rFonts w:ascii="宋体" w:hAnsi="宋体" w:hint="eastAsia"/>
+                <w:sz w:val="28"/>
+                <w:szCs w:val="28"/>
               </w:rPr>
             </w:pPr>
           </w:p>
@@ -1430,6 +2862,8 @@
               <w:spacing w:line="500" w:lineRule="exact"/>
               <w:rPr>
                 <w:rFonts w:ascii="宋体" w:hAnsi="宋体" w:hint="eastAsia"/>
+                <w:sz w:val="28"/>
+                <w:szCs w:val="28"/>
               </w:rPr>
             </w:pPr>
           </w:p>
@@ -1470,6 +2904,66 @@
                 <w:rFonts w:ascii="宋体" w:hAnsi="宋体" w:hint="eastAsia"/>
               </w:rPr>
               <w:t>签名</w:t>
+            </w:r>
+            <w:r>
+              <w:rPr>
+                <w:rFonts w:ascii="宋体" w:hAnsi="宋体" w:hint="eastAsia"/>
+              </w:rPr>
+              <w:t xml:space="preserve"> </w:t>
+            </w:r>
+            <w:r>
+              <w:rPr>
+                <w:rFonts w:hint="eastAsia"/>
+                <w:noProof/>
+              </w:rPr>
+              <w:drawing>
+                <wp:inline distT="0" distB="0" distL="0" distR="0" wp14:anchorId="0D668C8E" wp14:editId="5B38DBD0">
+                  <wp:extent cx="1255166" cy="489161"/>
+                  <wp:effectExtent l="0" t="0" r="2540" b="6350"/>
+                  <wp:docPr id="375088460" name="图片 1"/>
+                  <wp:cNvGraphicFramePr>
+                    <a:graphicFrameLocks xmlns:a="http://schemas.openxmlformats.org/drawingml/2006/main" noChangeAspect="1"/>
+                  </wp:cNvGraphicFramePr>
+                  <a:graphic xmlns:a="http://schemas.openxmlformats.org/drawingml/2006/main">
+                    <a:graphicData uri="http://schemas.openxmlformats.org/drawingml/2006/picture">
+                      <pic:pic xmlns:pic="http://schemas.openxmlformats.org/drawingml/2006/picture">
+                        <pic:nvPicPr>
+                          <pic:cNvPr id="0" name="Picture 1"/>
+                          <pic:cNvPicPr>
+                            <a:picLocks noChangeAspect="1" noChangeArrowheads="1"/>
+                          </pic:cNvPicPr>
+                        </pic:nvPicPr>
+                        <pic:blipFill>
+                          <a:blip r:embed="rId11" cstate="print">
+                            <a:extLst>
+                              <a:ext uri="{28A0092B-C50C-407E-A947-70E740481C1C}">
+                                <a14:useLocalDpi xmlns:a14="http://schemas.microsoft.com/office/drawing/2010/main" val="0"/>
+                              </a:ext>
+                            </a:extLst>
+                          </a:blip>
+                          <a:srcRect/>
+                          <a:stretch>
+                            <a:fillRect/>
+                          </a:stretch>
+                        </pic:blipFill>
+                        <pic:spPr bwMode="auto">
+                          <a:xfrm>
+                            <a:off x="0" y="0"/>
+                            <a:ext cx="1283039" cy="500024"/>
+                          </a:xfrm>
+                          <a:prstGeom prst="rect">
+                            <a:avLst/>
+                          </a:prstGeom>
+                          <a:noFill/>
+                          <a:ln>
+                            <a:noFill/>
+                          </a:ln>
+                        </pic:spPr>
+                      </pic:pic>
+                    </a:graphicData>
+                  </a:graphic>
+                </wp:inline>
+              </w:drawing>
             </w:r>
           </w:p>
           <w:p>
@@ -1517,6 +3011,7 @@
               <w:rPr>
                 <w:rFonts w:ascii="宋体" w:hAnsi="宋体" w:hint="eastAsia"/>
               </w:rPr>
+              <w:lastRenderedPageBreak/>
               <w:t>学院审核意见</w:t>
             </w:r>
           </w:p>
@@ -1622,6 +3117,321 @@
     </w:lvl>
   </w:abstractNum>
   <w:abstractNum w:abstractNumId="1" w15:restartNumberingAfterBreak="0">
+    <w:nsid w:val="00737269"/>
+    <w:multiLevelType w:val="multilevel"/>
+    <w:tmpl w:val="D594071E"/>
+    <w:lvl w:ilvl="0">
+      <w:start w:val="1"/>
+      <w:numFmt w:val="decimal"/>
+      <w:lvlText w:val="%1."/>
+      <w:lvlJc w:val="left"/>
+      <w:pPr>
+        <w:tabs>
+          <w:tab w:val="num" w:pos="720"/>
+        </w:tabs>
+        <w:ind w:left="720" w:hanging="360"/>
+      </w:pPr>
+    </w:lvl>
+    <w:lvl w:ilvl="1" w:tentative="1">
+      <w:start w:val="1"/>
+      <w:numFmt w:val="decimal"/>
+      <w:lvlText w:val="%2."/>
+      <w:lvlJc w:val="left"/>
+      <w:pPr>
+        <w:tabs>
+          <w:tab w:val="num" w:pos="1440"/>
+        </w:tabs>
+        <w:ind w:left="1440" w:hanging="360"/>
+      </w:pPr>
+    </w:lvl>
+    <w:lvl w:ilvl="2" w:tentative="1">
+      <w:start w:val="1"/>
+      <w:numFmt w:val="decimal"/>
+      <w:lvlText w:val="%3."/>
+      <w:lvlJc w:val="left"/>
+      <w:pPr>
+        <w:tabs>
+          <w:tab w:val="num" w:pos="2160"/>
+        </w:tabs>
+        <w:ind w:left="2160" w:hanging="360"/>
+      </w:pPr>
+    </w:lvl>
+    <w:lvl w:ilvl="3" w:tentative="1">
+      <w:start w:val="1"/>
+      <w:numFmt w:val="decimal"/>
+      <w:lvlText w:val="%4."/>
+      <w:lvlJc w:val="left"/>
+      <w:pPr>
+        <w:tabs>
+          <w:tab w:val="num" w:pos="2880"/>
+        </w:tabs>
+        <w:ind w:left="2880" w:hanging="360"/>
+      </w:pPr>
+    </w:lvl>
+    <w:lvl w:ilvl="4" w:tentative="1">
+      <w:start w:val="1"/>
+      <w:numFmt w:val="decimal"/>
+      <w:lvlText w:val="%5."/>
+      <w:lvlJc w:val="left"/>
+      <w:pPr>
+        <w:tabs>
+          <w:tab w:val="num" w:pos="3600"/>
+        </w:tabs>
+        <w:ind w:left="3600" w:hanging="360"/>
+      </w:pPr>
+    </w:lvl>
+    <w:lvl w:ilvl="5" w:tentative="1">
+      <w:start w:val="1"/>
+      <w:numFmt w:val="decimal"/>
+      <w:lvlText w:val="%6."/>
+      <w:lvlJc w:val="left"/>
+      <w:pPr>
+        <w:tabs>
+          <w:tab w:val="num" w:pos="4320"/>
+        </w:tabs>
+        <w:ind w:left="4320" w:hanging="360"/>
+      </w:pPr>
+    </w:lvl>
+    <w:lvl w:ilvl="6" w:tentative="1">
+      <w:start w:val="1"/>
+      <w:numFmt w:val="decimal"/>
+      <w:lvlText w:val="%7."/>
+      <w:lvlJc w:val="left"/>
+      <w:pPr>
+        <w:tabs>
+          <w:tab w:val="num" w:pos="5040"/>
+        </w:tabs>
+        <w:ind w:left="5040" w:hanging="360"/>
+      </w:pPr>
+    </w:lvl>
+    <w:lvl w:ilvl="7" w:tentative="1">
+      <w:start w:val="1"/>
+      <w:numFmt w:val="decimal"/>
+      <w:lvlText w:val="%8."/>
+      <w:lvlJc w:val="left"/>
+      <w:pPr>
+        <w:tabs>
+          <w:tab w:val="num" w:pos="5760"/>
+        </w:tabs>
+        <w:ind w:left="5760" w:hanging="360"/>
+      </w:pPr>
+    </w:lvl>
+    <w:lvl w:ilvl="8" w:tentative="1">
+      <w:start w:val="1"/>
+      <w:numFmt w:val="decimal"/>
+      <w:lvlText w:val="%9."/>
+      <w:lvlJc w:val="left"/>
+      <w:pPr>
+        <w:tabs>
+          <w:tab w:val="num" w:pos="6480"/>
+        </w:tabs>
+        <w:ind w:left="6480" w:hanging="360"/>
+      </w:pPr>
+    </w:lvl>
+  </w:abstractNum>
+  <w:abstractNum w:abstractNumId="2" w15:restartNumberingAfterBreak="0">
+    <w:nsid w:val="02911702"/>
+    <w:multiLevelType w:val="multilevel"/>
+    <w:tmpl w:val="D4568D5E"/>
+    <w:lvl w:ilvl="0">
+      <w:start w:val="1"/>
+      <w:numFmt w:val="decimal"/>
+      <w:lvlText w:val="%1."/>
+      <w:lvlJc w:val="left"/>
+      <w:pPr>
+        <w:tabs>
+          <w:tab w:val="num" w:pos="720"/>
+        </w:tabs>
+        <w:ind w:left="720" w:hanging="360"/>
+      </w:pPr>
+    </w:lvl>
+    <w:lvl w:ilvl="1" w:tentative="1">
+      <w:start w:val="1"/>
+      <w:numFmt w:val="decimal"/>
+      <w:lvlText w:val="%2."/>
+      <w:lvlJc w:val="left"/>
+      <w:pPr>
+        <w:tabs>
+          <w:tab w:val="num" w:pos="1440"/>
+        </w:tabs>
+        <w:ind w:left="1440" w:hanging="360"/>
+      </w:pPr>
+    </w:lvl>
+    <w:lvl w:ilvl="2" w:tentative="1">
+      <w:start w:val="1"/>
+      <w:numFmt w:val="decimal"/>
+      <w:lvlText w:val="%3."/>
+      <w:lvlJc w:val="left"/>
+      <w:pPr>
+        <w:tabs>
+          <w:tab w:val="num" w:pos="2160"/>
+        </w:tabs>
+        <w:ind w:left="2160" w:hanging="360"/>
+      </w:pPr>
+    </w:lvl>
+    <w:lvl w:ilvl="3" w:tentative="1">
+      <w:start w:val="1"/>
+      <w:numFmt w:val="decimal"/>
+      <w:lvlText w:val="%4."/>
+      <w:lvlJc w:val="left"/>
+      <w:pPr>
+        <w:tabs>
+          <w:tab w:val="num" w:pos="2880"/>
+        </w:tabs>
+        <w:ind w:left="2880" w:hanging="360"/>
+      </w:pPr>
+    </w:lvl>
+    <w:lvl w:ilvl="4" w:tentative="1">
+      <w:start w:val="1"/>
+      <w:numFmt w:val="decimal"/>
+      <w:lvlText w:val="%5."/>
+      <w:lvlJc w:val="left"/>
+      <w:pPr>
+        <w:tabs>
+          <w:tab w:val="num" w:pos="3600"/>
+        </w:tabs>
+        <w:ind w:left="3600" w:hanging="360"/>
+      </w:pPr>
+    </w:lvl>
+    <w:lvl w:ilvl="5" w:tentative="1">
+      <w:start w:val="1"/>
+      <w:numFmt w:val="decimal"/>
+      <w:lvlText w:val="%6."/>
+      <w:lvlJc w:val="left"/>
+      <w:pPr>
+        <w:tabs>
+          <w:tab w:val="num" w:pos="4320"/>
+        </w:tabs>
+        <w:ind w:left="4320" w:hanging="360"/>
+      </w:pPr>
+    </w:lvl>
+    <w:lvl w:ilvl="6" w:tentative="1">
+      <w:start w:val="1"/>
+      <w:numFmt w:val="decimal"/>
+      <w:lvlText w:val="%7."/>
+      <w:lvlJc w:val="left"/>
+      <w:pPr>
+        <w:tabs>
+          <w:tab w:val="num" w:pos="5040"/>
+        </w:tabs>
+        <w:ind w:left="5040" w:hanging="360"/>
+      </w:pPr>
+    </w:lvl>
+    <w:lvl w:ilvl="7" w:tentative="1">
+      <w:start w:val="1"/>
+      <w:numFmt w:val="decimal"/>
+      <w:lvlText w:val="%8."/>
+      <w:lvlJc w:val="left"/>
+      <w:pPr>
+        <w:tabs>
+          <w:tab w:val="num" w:pos="5760"/>
+        </w:tabs>
+        <w:ind w:left="5760" w:hanging="360"/>
+      </w:pPr>
+    </w:lvl>
+    <w:lvl w:ilvl="8" w:tentative="1">
+      <w:start w:val="1"/>
+      <w:numFmt w:val="decimal"/>
+      <w:lvlText w:val="%9."/>
+      <w:lvlJc w:val="left"/>
+      <w:pPr>
+        <w:tabs>
+          <w:tab w:val="num" w:pos="6480"/>
+        </w:tabs>
+        <w:ind w:left="6480" w:hanging="360"/>
+      </w:pPr>
+    </w:lvl>
+  </w:abstractNum>
+  <w:abstractNum w:abstractNumId="3" w15:restartNumberingAfterBreak="0">
+    <w:nsid w:val="1D93365F"/>
+    <w:multiLevelType w:val="hybridMultilevel"/>
+    <w:tmpl w:val="023C2ED8"/>
+    <w:lvl w:ilvl="0" w:tplc="B5A64BCA">
+      <w:start w:val="1"/>
+      <w:numFmt w:val="decimal"/>
+      <w:lvlText w:val="%1、"/>
+      <w:lvlJc w:val="left"/>
+      <w:pPr>
+        <w:ind w:left="720" w:hanging="720"/>
+      </w:pPr>
+      <w:rPr>
+        <w:rFonts w:hint="default"/>
+      </w:rPr>
+    </w:lvl>
+    <w:lvl w:ilvl="1" w:tplc="04090019" w:tentative="1">
+      <w:start w:val="1"/>
+      <w:numFmt w:val="lowerLetter"/>
+      <w:lvlText w:val="%2)"/>
+      <w:lvlJc w:val="left"/>
+      <w:pPr>
+        <w:ind w:left="880" w:hanging="440"/>
+      </w:pPr>
+    </w:lvl>
+    <w:lvl w:ilvl="2" w:tplc="0409001B" w:tentative="1">
+      <w:start w:val="1"/>
+      <w:numFmt w:val="lowerRoman"/>
+      <w:lvlText w:val="%3."/>
+      <w:lvlJc w:val="right"/>
+      <w:pPr>
+        <w:ind w:left="1320" w:hanging="440"/>
+      </w:pPr>
+    </w:lvl>
+    <w:lvl w:ilvl="3" w:tplc="0409000F" w:tentative="1">
+      <w:start w:val="1"/>
+      <w:numFmt w:val="decimal"/>
+      <w:lvlText w:val="%4."/>
+      <w:lvlJc w:val="left"/>
+      <w:pPr>
+        <w:ind w:left="1760" w:hanging="440"/>
+      </w:pPr>
+    </w:lvl>
+    <w:lvl w:ilvl="4" w:tplc="04090019" w:tentative="1">
+      <w:start w:val="1"/>
+      <w:numFmt w:val="lowerLetter"/>
+      <w:lvlText w:val="%5)"/>
+      <w:lvlJc w:val="left"/>
+      <w:pPr>
+        <w:ind w:left="2200" w:hanging="440"/>
+      </w:pPr>
+    </w:lvl>
+    <w:lvl w:ilvl="5" w:tplc="0409001B" w:tentative="1">
+      <w:start w:val="1"/>
+      <w:numFmt w:val="lowerRoman"/>
+      <w:lvlText w:val="%6."/>
+      <w:lvlJc w:val="right"/>
+      <w:pPr>
+        <w:ind w:left="2640" w:hanging="440"/>
+      </w:pPr>
+    </w:lvl>
+    <w:lvl w:ilvl="6" w:tplc="0409000F" w:tentative="1">
+      <w:start w:val="1"/>
+      <w:numFmt w:val="decimal"/>
+      <w:lvlText w:val="%7."/>
+      <w:lvlJc w:val="left"/>
+      <w:pPr>
+        <w:ind w:left="3080" w:hanging="440"/>
+      </w:pPr>
+    </w:lvl>
+    <w:lvl w:ilvl="7" w:tplc="04090019" w:tentative="1">
+      <w:start w:val="1"/>
+      <w:numFmt w:val="lowerLetter"/>
+      <w:lvlText w:val="%8)"/>
+      <w:lvlJc w:val="left"/>
+      <w:pPr>
+        <w:ind w:left="3520" w:hanging="440"/>
+      </w:pPr>
+    </w:lvl>
+    <w:lvl w:ilvl="8" w:tplc="0409001B" w:tentative="1">
+      <w:start w:val="1"/>
+      <w:numFmt w:val="lowerRoman"/>
+      <w:lvlText w:val="%9."/>
+      <w:lvlJc w:val="right"/>
+      <w:pPr>
+        <w:ind w:left="3960" w:hanging="440"/>
+      </w:pPr>
+    </w:lvl>
+  </w:abstractNum>
+  <w:abstractNum w:abstractNumId="4" w15:restartNumberingAfterBreak="0">
     <w:nsid w:val="27E70060"/>
     <w:multiLevelType w:val="multilevel"/>
     <w:tmpl w:val="0D4692B8"/>
@@ -1770,10 +3580,123 @@
       </w:rPr>
     </w:lvl>
   </w:abstractNum>
-  <w:abstractNum w:abstractNumId="2" w15:restartNumberingAfterBreak="0">
+  <w:abstractNum w:abstractNumId="5" w15:restartNumberingAfterBreak="0">
     <w:nsid w:val="48EB1B71"/>
     <w:multiLevelType w:val="multilevel"/>
     <w:tmpl w:val="EE04B32A"/>
+    <w:lvl w:ilvl="0">
+      <w:start w:val="1"/>
+      <w:numFmt w:val="decimal"/>
+      <w:lvlText w:val="%1."/>
+      <w:lvlJc w:val="left"/>
+      <w:pPr>
+        <w:tabs>
+          <w:tab w:val="num" w:pos="720"/>
+        </w:tabs>
+        <w:ind w:left="720" w:hanging="360"/>
+      </w:pPr>
+    </w:lvl>
+    <w:lvl w:ilvl="1" w:tentative="1">
+      <w:start w:val="1"/>
+      <w:numFmt w:val="decimal"/>
+      <w:lvlText w:val="%2."/>
+      <w:lvlJc w:val="left"/>
+      <w:pPr>
+        <w:tabs>
+          <w:tab w:val="num" w:pos="1440"/>
+        </w:tabs>
+        <w:ind w:left="1440" w:hanging="360"/>
+      </w:pPr>
+    </w:lvl>
+    <w:lvl w:ilvl="2" w:tentative="1">
+      <w:start w:val="1"/>
+      <w:numFmt w:val="decimal"/>
+      <w:lvlText w:val="%3."/>
+      <w:lvlJc w:val="left"/>
+      <w:pPr>
+        <w:tabs>
+          <w:tab w:val="num" w:pos="2160"/>
+        </w:tabs>
+        <w:ind w:left="2160" w:hanging="360"/>
+      </w:pPr>
+    </w:lvl>
+    <w:lvl w:ilvl="3" w:tentative="1">
+      <w:start w:val="1"/>
+      <w:numFmt w:val="decimal"/>
+      <w:lvlText w:val="%4."/>
+      <w:lvlJc w:val="left"/>
+      <w:pPr>
+        <w:tabs>
+          <w:tab w:val="num" w:pos="2880"/>
+        </w:tabs>
+        <w:ind w:left="2880" w:hanging="360"/>
+      </w:pPr>
+    </w:lvl>
+    <w:lvl w:ilvl="4" w:tentative="1">
+      <w:start w:val="1"/>
+      <w:numFmt w:val="decimal"/>
+      <w:lvlText w:val="%5."/>
+      <w:lvlJc w:val="left"/>
+      <w:pPr>
+        <w:tabs>
+          <w:tab w:val="num" w:pos="3600"/>
+        </w:tabs>
+        <w:ind w:left="3600" w:hanging="360"/>
+      </w:pPr>
+    </w:lvl>
+    <w:lvl w:ilvl="5" w:tentative="1">
+      <w:start w:val="1"/>
+      <w:numFmt w:val="decimal"/>
+      <w:lvlText w:val="%6."/>
+      <w:lvlJc w:val="left"/>
+      <w:pPr>
+        <w:tabs>
+          <w:tab w:val="num" w:pos="4320"/>
+        </w:tabs>
+        <w:ind w:left="4320" w:hanging="360"/>
+      </w:pPr>
+    </w:lvl>
+    <w:lvl w:ilvl="6" w:tentative="1">
+      <w:start w:val="1"/>
+      <w:numFmt w:val="decimal"/>
+      <w:lvlText w:val="%7."/>
+      <w:lvlJc w:val="left"/>
+      <w:pPr>
+        <w:tabs>
+          <w:tab w:val="num" w:pos="5040"/>
+        </w:tabs>
+        <w:ind w:left="5040" w:hanging="360"/>
+      </w:pPr>
+    </w:lvl>
+    <w:lvl w:ilvl="7" w:tentative="1">
+      <w:start w:val="1"/>
+      <w:numFmt w:val="decimal"/>
+      <w:lvlText w:val="%8."/>
+      <w:lvlJc w:val="left"/>
+      <w:pPr>
+        <w:tabs>
+          <w:tab w:val="num" w:pos="5760"/>
+        </w:tabs>
+        <w:ind w:left="5760" w:hanging="360"/>
+      </w:pPr>
+    </w:lvl>
+    <w:lvl w:ilvl="8" w:tentative="1">
+      <w:start w:val="1"/>
+      <w:numFmt w:val="decimal"/>
+      <w:lvlText w:val="%9."/>
+      <w:lvlJc w:val="left"/>
+      <w:pPr>
+        <w:tabs>
+          <w:tab w:val="num" w:pos="6480"/>
+        </w:tabs>
+        <w:ind w:left="6480" w:hanging="360"/>
+      </w:pPr>
+    </w:lvl>
+  </w:abstractNum>
+  <w:abstractNum w:abstractNumId="6" w15:restartNumberingAfterBreak="0">
+    <w:nsid w:val="58690621"/>
+    <w:multiLevelType w:val="multilevel"/>
+    <w:tmpl w:val="BFE2E304"/>
     <w:lvl w:ilvl="0">
       <w:start w:val="1"/>
       <w:numFmt w:val="decimal"/>
@@ -1887,10 +3810,22 @@
     <w:abstractNumId w:val="0"/>
   </w:num>
   <w:num w:numId="2" w16cid:durableId="2142503689">
+    <w:abstractNumId w:val="5"/>
+  </w:num>
+  <w:num w:numId="3" w16cid:durableId="368068235">
+    <w:abstractNumId w:val="4"/>
+  </w:num>
+  <w:num w:numId="4" w16cid:durableId="1919484186">
     <w:abstractNumId w:val="2"/>
   </w:num>
-  <w:num w:numId="3" w16cid:durableId="368068235">
+  <w:num w:numId="5" w16cid:durableId="710493420">
     <w:abstractNumId w:val="1"/>
+  </w:num>
+  <w:num w:numId="6" w16cid:durableId="1209491316">
+    <w:abstractNumId w:val="6"/>
+  </w:num>
+  <w:num w:numId="7" w16cid:durableId="954871823">
+    <w:abstractNumId w:val="3"/>
   </w:num>
 </w:numbering>
 </file>
@@ -2305,6 +4240,7 @@
   <w:style w:type="character" w:default="1" w:styleId="a0">
     <w:name w:val="Default Paragraph Font"/>
     <w:uiPriority w:val="1"/>
+    <w:semiHidden/>
     <w:unhideWhenUsed/>
   </w:style>
   <w:style w:type="table" w:default="1" w:styleId="a1">
@@ -2390,6 +4326,51 @@
       <w:sz w:val="18"/>
       <w:szCs w:val="18"/>
     </w:rPr>
+  </w:style>
+  <w:style w:type="character" w:styleId="a7">
+    <w:name w:val="Hyperlink"/>
+    <w:basedOn w:val="a0"/>
+    <w:uiPriority w:val="99"/>
+    <w:unhideWhenUsed/>
+    <w:rsid w:val="00D84237"/>
+    <w:rPr>
+      <w:color w:val="0000FF" w:themeColor="hyperlink"/>
+      <w:u w:val="single"/>
+    </w:rPr>
+  </w:style>
+  <w:style w:type="character" w:styleId="a8">
+    <w:name w:val="Unresolved Mention"/>
+    <w:basedOn w:val="a0"/>
+    <w:uiPriority w:val="99"/>
+    <w:semiHidden/>
+    <w:unhideWhenUsed/>
+    <w:rsid w:val="00D84237"/>
+    <w:rPr>
+      <w:color w:val="605E5C"/>
+      <w:shd w:val="clear" w:color="auto" w:fill="E1DFDD"/>
+    </w:rPr>
+  </w:style>
+  <w:style w:type="character" w:styleId="a9">
+    <w:name w:val="FollowedHyperlink"/>
+    <w:basedOn w:val="a0"/>
+    <w:uiPriority w:val="99"/>
+    <w:semiHidden/>
+    <w:unhideWhenUsed/>
+    <w:rsid w:val="00D84237"/>
+    <w:rPr>
+      <w:color w:val="800080" w:themeColor="followedHyperlink"/>
+      <w:u w:val="single"/>
+    </w:rPr>
+  </w:style>
+  <w:style w:type="paragraph" w:styleId="aa">
+    <w:name w:val="List Paragraph"/>
+    <w:basedOn w:val="a"/>
+    <w:uiPriority w:val="99"/>
+    <w:unhideWhenUsed/>
+    <w:rsid w:val="00D321A1"/>
+    <w:pPr>
+      <w:ind w:firstLineChars="200" w:firstLine="420"/>
+    </w:pPr>
   </w:style>
 </w:styles>
 </file>
